--- a/example_articles/states/Maryland/2.states_Maryland_New_York_Times.docx
+++ b/example_articles/states/Maryland/2.states_Maryland_New_York_Times.docx
@@ -27,17 +27,17 @@
     </w:p>
     <w:p>
       <w:r>
-        <w:t>Source File: NYT/51.DOCX</w:t>
+        <w:t>Source file: NYT/51.DOCX</w:t>
       </w:r>
     </w:p>
     <w:p>
       <w:r>
-        <w:t>Raw locations result: ['Maryland']</w:t>
+        <w:t>Raw locations result, 'locations': ['Maryland']</w:t>
       </w:r>
     </w:p>
     <w:p>
       <w:r>
-        <w:t>states_stand_flat (Standardized): Maryland</w:t>
+        <w:t>Standardized locations result, 'states_stand_flat': Maryland</w:t>
       </w:r>
     </w:p>
     <w:p>

--- a/example_articles/states/Maryland/2.states_Maryland_New_York_Times.docx
+++ b/example_articles/states/Maryland/2.states_Maryland_New_York_Times.docx
@@ -7,7 +7,7 @@
         <w:pStyle w:val="Heading1"/>
       </w:pPr>
       <w:r>
-        <w:t>After House Fire, Mutual Aid Setup Stirs Controversy</w:t>
+        <w:t>Kinkmeister</w:t>
       </w:r>
     </w:p>
     <w:p>
@@ -17,17 +17,17 @@
     </w:p>
     <w:p>
       <w:r>
-        <w:t>Date: 1998-01-25</w:t>
+        <w:t>Date: 1991-04-07</w:t>
       </w:r>
     </w:p>
     <w:p>
       <w:r>
-        <w:t>Section: Section 14WC; ; Section 14WC; Page 1; Column 5; Westchester Weekly Desk ; Column 5;</w:t>
+        <w:t>Section: Section 6;; Section 6; Page 35; Column 2; Magazine Desk; Column 2;</w:t>
       </w:r>
     </w:p>
     <w:p>
       <w:r>
-        <w:t>Source file: NYT/51.DOCX</w:t>
+        <w:t>Source file: NYT/55.DOCX</w:t>
       </w:r>
     </w:p>
     <w:p>
@@ -49,75 +49,159 @@
     </w:p>
     <w:p>
       <w:r>
-        <w:t>THE call for the house fire came in at 2:47 P.M. Four hours later, an expensive Rye Brook home was gutted and its occupants left out in the cold. No one was in the dwelling when the blaze began, and no lives were lost. But what occurred between midafternoon and nightfall that December day laid bare the weaknesses of the county's fragile mutual aid system, a fire safety arrangement affecting hundreds of thousands of lives.</w:t>
+        <w:t>While grocery shopping recently in Eddie's, a genteel food market in North Baltimore, the writer and director John Waters was approached -- as he recalls the incident -- by an elderly, well-heeled lady. "Oh, I love all your movies!" she gushed.</w:t>
         <w:br/>
-        <w:t>Last month's incident has also riveted attention on the fallout from a continuing power struggle between Rye Brook and Port Chester over the delivery of fire services as well as the potential risks that the conflict poses for residents.</w:t>
+        <w:t>"No you don't," snapped Waters, a bit touchy about his hard-won acceptance. He leaned toward her menacingly. "You love 'Multiple Maniacs'?"</w:t>
         <w:br/>
-        <w:t>In the aftermath, the company that owns the $1 million house destroyed in the blaze is considering a lawsuit, believing that it may have become the victim of both a political struggle between two municipalities and a faulty mutual aid system, said Joseph Ferriero, a Tuckahoe lawyer representing the company, Jovic Realty.</w:t>
+        <w:t>The woman stammered. Certainly she had not seen "Multiple Maniacs," a low-budget satire filmed in 1970, whose opening scene features a carnival-style barker luring bourgeois suburbanites to come see the Cavalcade of Perversion. This movie, like all the early films of John Waters, was brimming with intentional bad taste, calculated to shock even the hippies and college students who constituted much of his audience. His work was so outrageous, says the director David Lynch, who credits Waters with creating a new bizarre genre, "that I think he carved out a lot of space for other film makers to go into."</w:t>
         <w:br/>
-        <w:t>The County Board of Legislators, worried about the public safety issues raised in Rye Brook and throughout Westchester, has offered to mediate the conflict before more property -- and possibly lives -- are lost. "The situation has the potential for becoming very serious," said Richard G. Wishnie, a member of the Board's Criminal Justice and Public Safety Committee.</w:t>
+        <w:t>In the past few years, however, no longer content to restrict himself to midnight art houses and the occasional museum tribute, Waters has softened his material and made it more accessible, allowing him to infiltrate a broader cross section of the moviegoing public. "Hairspray" (1988), about a fat girl who charms her way onto a 60's teen-age dance show and joins the fight to integrate it racially, was so widely endearing that last fall it played on prime-time television on the Fox Network. His 1990 film "Cry-Baby," a musical tribute to 50's juvenile delinquency, moved the crowd at Cannes to stand and cheer during last summer's screening at the Palais des Festivals. And in January he entered into a development deal with Paramount to write a new script called "Glamourpuss."</w:t>
         <w:br/>
-        <w:t>Similarly, fire officials throughout Westchester are calling for a revamping of the county's more than 70-year-old mutual aid system. At no time were the problems more clearly seen than on Dec. 8, when flames clambered up the side of the Rye Brook home, and a skeleton crew fought to save it.</w:t>
+        <w:t>Waters, in fact, has become something of a symbol of pop culture hipness. He has bantered with David Letterman on "Late Night." "Shock Value," a playful memoir about his wild old days, is into a ninth printing. And recently a special edition of Newsweek commissioned his advice to aspiring teen-age delinquents.</w:t>
         <w:br/>
-        <w:t>On that cold afternoon, four members of Rye Brook's privatized fire company struggled alone to contain the blaze, unable to muster more than three of its reserve firefighters and frustrated in its calls for mutual aid from neighboring companies.</w:t>
+        <w:t>Although Waters is no doubt pleased by his new broad exposure, he's clearly irritated that some " 'Hairspray' fans," as he terms the more recent converts, would never stomach his earlier films. To this director, who once stood on street corners passing out fliers to his movies, loyalty is extremely dear.</w:t>
         <w:br/>
-        <w:t>The Port Chester Fire Department, under direction from the city administration not to respond to Rye Brook's calls, sent no equipment. "We had our orders," the village's fire chief, William M. Barnes, said. Nearby Rye reported that it was unable to summon a stand-by crew. Finally, Greenwich sent help, and Purchase covered the Rye Brook station house. Chief Martin Drexelius of Rye Brook said his small department of nine firefighters "didn't need 40 men and women sitting around all day waiting for a fire to happen." When a crisis occurred, he assumed mutual aid would be forthcoming. In two years on the job, this was the first emergency.</w:t>
+        <w:t>Sitting with Waters in his lovely, ivy-covered backyard -- so peaceful, he says, that it could be the grounds to a small mental hospital -- one can't help puzzling over him. After all, this isn't Baltimore's other favorite son of film, Barry Levinson, and the subject isn't gentle nostalgia. Waters is not a wild and angry punk -- though he is fond of the young man who was. He appears a polite (mostly), clean-cut (except for his trademark pencil-line mustache), inconspicuously dressed (except for a pair of lavender silken socks), 44-year-old gentleman. He lives in upper-middle-class North Baltimore, where he leads a peaceful existence -- punctuated by trips to Los Angeles -- now and then haunted by his infamous past.</w:t>
         <w:br/>
-        <w:t>But instead of welcoming contingents of helpful firefighters, an exhausted Chief Drexelius observed groups of men -- some of whom were wearing Port Chester Fire Department shirts -- watching from the sidelines. The Mayor of Rye Brook, Salvatore M. Cresenzi, who reported heckling coming from the Port Chester crowd, said he also heard someone say, "Let the Jews burn." (The people who lived in the house are Italian, the Mayor observed.)</w:t>
+        <w:t>Recently, this haunting has taken the form of a Florida woman who enjoyed "Hairspray," but balked when her husband reached deep into the Waters oeuvre and rented a videotape of "Pink Flamingos," the 1972 cult classic about two families vying for the title "the Filthiest People Alive." Over the years, the movie, which is unrated, has endured isolated skirmishes with censors and the law, and now it faces another one. Its many off-color scenes inspired the woman to contact the Orlando Metropolitan Bureau of Investigation, which in turn sent a 14-year-old girl to rent the film. A grand jury went on to indict the principal owner of the video store for obscenity and for distribution of material harmful to a minor. The trial was scheduled for this month.</w:t>
         <w:br/>
-        <w:t>Firefighters in Port Chester denied that anyone in their group made the remark, and the Mayor said his back was turned to the men and the sky was darkening when the words were allegedly spoken, so he cannot point a finger at anyone.</w:t>
+        <w:t>"It's out of context to watch the movie in a courtroom," Waters says. "They should send the jury to a midnight movie or to a college and see it with the audience it's intended for. The movie would be let off every time, because they would laugh in spite of themselves." He smiles mischievously, adding, "But in a courtroom, they got me."</w:t>
         <w:br/>
-        <w:t>But only two years earlier the villages had been a team, with Port Chester providing fire services for both municipalities. Port Chester, a blue-collar, working-class community, has 25,000 residents in a two-square-mile area; Rye Brook, an upscale bedroom suburb, has 8,000 residents spread over 3.5 square miles. Despite their dissimilarities, they worked well together for more than 12 years.</w:t>
+        <w:t>Perhaps the grand jury would have been more favorably impressed had they seen the movie as part of the Museum of Modern Art's bicentennial program, "American Film Comedy." And what might that grand jury have thought of the Baltimore Museum of Art's three-day John Waters retrospective in 1985? In an age when the difference between art and pornography is a fashionable debate, it's fair to ask: What made those early movies of John Waters worthy of a museum retrospective?</w:t>
         <w:br/>
-        <w:t>But then, as in a marriage gone sour, they fought over money and one partner's attempts at independence. "Port Chester gave us a take-it-or-leave-it contract, and we left it," Mr. Cresenzi recalled, explaining that the neighboring village had demanded that Rye Brook pay half of the costs of running the company but did not grant it any say in its management.</w:t>
+        <w:t>Andrew Ross, a professor at Princeton and the author of "No Respect: Intellectuals and Popular Culture," believes that Waters is exploring legitimate themes, that fundamentally his movies are about the "politics of taste" -- how taste defines us, separates us from one another and brings us together.</w:t>
         <w:br/>
-        <w:t>After they parted ways and Rye Brook contracted with RuralMetro, a private fire safety company based in Scottsdale, Ariz., matters between the two villages grew more rancorous. Trustee Joseph Pellino of Rye Brook recalled that "there were a lot of threats and intimidation against Rye Brook," even a "couple of death threats."</w:t>
+        <w:t>Waters has been credited with inventing the film genre of horror-comedy, in which the images are funny and yet so gross that the audience is scared to look. And though some of Waters's humor has been called irresponsible, there are those who point to the social value of his work. "His films are dedicated to subversively introducing a love of the eccentric -- learning not to hate what's different from what you are," says Brenda Richardson, who put together the Baltimore Museum's retrospective. "In this era, the threat of the different has become so palpable to some people. I take his movies very seriously, even though I laugh a lot when I see them."</w:t>
         <w:br/>
-        <w:t>"It was a rather tense time," he said. "But we weren't caving in."</w:t>
+        <w:t>It took Waters more than 20 years of film making before he was able to distribute his love of the eccentric through mainstream Hollywood. Brian Grazer and Ron Howard of Imagine Films, creators of such hits as "Splash" and "Parenthood," financed "Cry-Baby."</w:t>
         <w:br/>
-        <w:t>In the weeks that followed, Mr. Cresenzi said the police warned Rye Brook officials to be alert for package bombs and "to feel for wires." Observing that Rye Brook's alliance with a private firefighting concern was the first such agreement in the state, he said, "It was a period of change, and a lot of people don't take well to that."</w:t>
+        <w:t>"It surprised me that I liked 'Hairspray' as much as I liked it," says Grazer, who confesses to a commonplace esthetic: "I pretty much only like attractive people. The protagonist in that movie is a fat girl. The film gets you so involved in the characters that you forget that she's fat. That to me is unique to John Waters."</w:t>
         <w:br/>
-        <w:t>Port Chester denied that their firefighters were responsible for any threats.</w:t>
+        <w:t>Along with their celebration of tolerance, however, the films of John Waters also provide a running, at times biting, satire of contemporary American culture. He targets the establishment, the anti-establishment and especially, pretenders to the establishment.</w:t>
         <w:br/>
-        <w:t>Nevertheless, tensions were running high between union firefighters in Port Chester and the privately paid firefighters whom Rye Brook had hired. RuralMetro's regional president, Kurt Krumperman, said the publicly traded company, which provides health and safety services in 23 states, "sometimes encounters opposition from unions, but never with the intensity, ferocity and staying power" of that in Port Chester.</w:t>
+        <w:t>"On the one hand he accepts everything, and on the other hand he puts up with nothing," says Jeanine Basinger, founder of the Wesleyan Cinema Archives, which has set out to canonize "unique American artists, who represent a point in time in American history." Lofty as that vision may be, it now includes John Waters in addition to Frank Capra and Elia Kazan.</w:t>
         <w:br/>
-        <w:t>Mayor Sam Kathryn Campana of Scottsdale, where RuralMetro began in the 1950's, said that there had been frictions at first between union and nonunion firefighters there. But, she added, "No building ever burned because of lack of cooperation."</w:t>
+        <w:t xml:space="preserve"> AS MIGHT BE EXPECTED, WATERS'S interests are idiosyncratic. He's particularly curious about criminals. He relaxes not with television but with crime books. And he has gone out of his way to attend some of the century's biggest trials: Charles Manson, Patricia Hearst (who appeared in "Cry-Baby" and is now a close friend), the Virginia McMartin Pre-School. Over a four-year period, Waters taught a film appreciation class to the inmates at Maryland's Patuxent Institution, a maximum-security prison for emotionally disturbed offenders.</w:t>
         <w:br/>
-        <w:t>Mr. Krumperman acknowledged that the company has experienced difficulty lining up a dependable local reserve force to supplement its paid company of nine firefighters in Rye Brook. In response, the village has given the private company 60 days to correct the situation.</w:t>
+        <w:t>From an early age, Waters resisted the stereotypical American agenda. He remembers the night he lay awake, terrified by the prospect of having to hammer a nail in kindergarten the next day because the idea of hammering ran so counter to his inclinations. "I didn't care if I didn't want to hammer," Waters says, "but other people did."</w:t>
         <w:br/>
-        <w:t>Although Mayor Cresenzi said recently that "there is no way we would go back to Port Chester," some fire officials have reported that the two municipalities are considering kissing and making up.</w:t>
+        <w:t>At age 9, he admired a peculiar old house near where his mother was raised. So established were his tastes that 33 years later, after knocking on the door and introducing himself to the owner, he eventually bought the place.</w:t>
         <w:br/>
-        <w:t>"It's like breaking up and getting back together again," said Duncan MacCrae, an adviser to the Port Chester Fire Department and formerly the executive vice president of the state Professional Firefighters Association. "It happens all the time."</w:t>
+        <w:t>It's a large, creaky house, elegant and eerie. Inside, garish movie posters, tastefully framed, chronicle Waters's career. Many of the furnishings once belonged to his grandmother. But the accents are done in Post-Modern Oddball: plastic lunch meat, salad and candies arranged temptingly throughout the house, a piece of brick from Jim Jones's People's Temple, a small picture of Pope Pius XII with a cardboard arm lever that enables the holder to bless himself.</w:t>
         <w:br/>
-        <w:t>Thomas G. Murphy, president of the Port Chester Professional Firefighters Association, suggested that the two municipalities form a fire district, with each party having an equal say.</w:t>
+        <w:t>This last knickknack rather neatly describes Waters's creative spirit: whimsical, sophomoric, blasphemous -- and very liberal on the subject of forgiveness.</w:t>
         <w:br/>
-        <w:t>"It's a shame it fell apart," Mr. Murphy said, adding that Rye Brook has begun to admit that its arrangement with the private company has not worked out well.</w:t>
+        <w:t>Waters credits the Roman Catholic Church for fueling his rebelliousness and, in turn, his career. Whenever the nuns in catechism class recited the latest list of condemned movies, he fantasized about owning a "dirty-movie theater" and shocking a fictitious community.</w:t>
         <w:br/>
-        <w:t>And while the rift between the two villages may heal soon, the recent weaknesses exposed in Westchester's mutual aid system will most likely take longer to remedy.</w:t>
+        <w:t>As a teen-ager, Waters shed some of his insecurity at being an outsider by reading works that explored the fringe. He names William Burroughs and Sigmund Freud as having been influential. "The Wolf Man," says Waters, referring to Freud's famous case-study. "I wanted him to be my friend."</w:t>
         <w:br/>
-        <w:t>Westchester's Fire Coordinator, Walter L. Groden, said the fire in December in Rye Brook was the first time in the history of mutual aid that one company refused to help another "on the basis of who it was."</w:t>
+        <w:t>High-school classmates left him alone as an unknowable quantity, which jibed with his plans to become a beatnik. "Having people think you were nuts was part of it," he says. Instead, Waters bonded with other disaffected suburban kids, united by a mutual sense of free-floating alienation and assertiveness through style. Dressed habitually in bleach-stained jeans, sandals that laced to the knees and, later, a pair of yellow aviator sunglasses that, as one friend recalls, made him look like a praying mantis, Waters dove into an orgy of moviegoing, sometimes four a day.</w:t>
         <w:br/>
-        <w:t>"Companies have declined for other reasons, such as equipment problems," Chief Groden said, "but in this case Port Chester said, 'We don't provide services to Rye Brook.' It's a first that I know of."</w:t>
+        <w:t>The drive-ins supplied him with trash movies like "Blood Feast" and "Faster, Pussycat, Kill! Kill!"; local colleges showed Bergman and Fellini. Eventually he left home for college in New York City, where he discovered the new "underground" movement that he'd read about in Film Culture magazine. Perhaps most important, he discovered Andy Warhol, who proved you could make movies with virtually no money.</w:t>
         <w:br/>
-        <w:t>In White Plains, John M. Dolce, the Commissioner of Public Safety, said he was distressed by the events. "Politics should not get in the way of our mission," he said of firefighting.</w:t>
+        <w:t>After getting kicked out of N.Y.U. for smoking pot, Waters returned to Baltimore and rounded up his coterie of friends, among them Mary Vivian Pearce, David Lochary, Pat Moran, Nancy Stoll (whom he renamed Mink Stole) and Glenn Milstead, a plump, shy teen-ager with a mild interest in cross-dressing whom Waters christened Divine. Together, they became Dreamland Productions and made low-budget spoofs, filmed in part at his parents' house and given their premieres in basements of two of the city's more liberal churches.  "Roman Candles" (1966), "Eat Your Makeup" (1968), "Mondo Trasho" (1969) and "Multiple Maniacs" (1970) -- these films were outlets for the anger and humor that Waters and company had cultivated against suburbia, conservatives, liberals and the Catholic Church.</w:t>
         <w:br/>
-        <w:t>In Yonkers, Fire Commissioner Thomas J. Lorio said that even though RuralMetro had not lived up to its agreement to provide an adequate firefighting staff, other companies -- even union ones -- had "a moral obligation" to help out in times of need.</w:t>
+        <w:t>Divine (who died three years ago from complications relating to obesity) emerged as Dreamland's biggest star, creating a commanding, outre screen presence -- a parody of a drag queen, whose persistent role, as much as anything dramatic, was to fluster audiences by clouding the lines of gender. From the rabid ax-wielding psychopath in "Multiple Maniacs" to the loving mother in "Hairspray," Divine embodied the warped soul of each movie.</w:t>
         <w:br/>
-        <w:t>But he observed that large fire companies, like his own, the largest in the county, are often misused by smaller companies who call on them for mutual aid instead of beefing up their own ranks.</w:t>
+        <w:t>Waters may have been rebellious, but he was no anarchist. On the set, he was clearly in charge. "Back in the old days, he would read everybody's lines as he wanted them delivered," Mink Stole recalls. "He was actually rather a tyrant -- a benevolent tyrant, but a tyrant. There was no money for retakes."</w:t>
         <w:br/>
-        <w:t>Similarly, Anthony Pagano, president of the Yonkers Firefighters Association, Local 628, questioned why taxpayers in one municipality were bearing the burden for others. He, too, said that mutual aid, "which should be mutual," is often misused by municipalities to fill in for inadequate departments. He cited Eastchester and Mount Vernon as examples of municipalities that depended on larger companies to fill in the gaps.</w:t>
+        <w:t>Sometimes, Waters would be so intent on his vision that he'd lose all common sense. Once, says Van Smith, the costume designer and makeup artist, "he wanted Divine to roll down an entire flight of stairs." Smith talked him out of it. ("Now I'm terrified of something like that happening," says Waters. "I would take no chances now.")</w:t>
         <w:br/>
-        <w:t>Mr. Pagano called for "an overhaul" of the current mutual aid system and said standards needed to be set and politics pushed to the side. "To begin with, each department has to live up to individual obligations before calling for help," he said.</w:t>
+        <w:t>Divine's best-known stunt was to eat dog feces -- yes, it was real -- at the end of "Pink Flamingos." The "prank," as Waters now calls it, was his suggestion, designed to ensure the film's infamy. Waters insists that his request was not outrageous for those days: "We would do anything, anyway."</w:t>
         <w:br/>
-        <w:t>Many officials worried that personal animosities between fire companies or unclear mutual aid responsibilities would further jeopardize Westchester residents' welfare. "It's pretty disturbing that where you live determines whether a call for help is answered," Mr. Pellino, the Rye Brook Trustee said.</w:t>
+        <w:t>Asked now if he would have followed the final stage direction to "Pink Flamingos" himself, he sidesteps the issue with some rationale about not having wanted to appear in his own movies, before giving up and answering, "I don't know."</w:t>
         <w:br/>
-        <w:t>But Chief Groden and Susan Tolchin, a spokeswoman for County Executive Andrew J. Spano, called the problem "just a local issue" and said there were no plans for the county to step in. "The issue is between two municipalities," Chief Groden said, adding that the county was not authorized to assign blame or mete out punishment.</w:t>
+        <w:t>In any case, "Pink Flamingos" made an impression, establishing his national reputation.</w:t>
         <w:br/>
-        <w:t>Westchester invented the concept of mutual aid during the 1920's and refined it during World War II to be ready in case of enemy attack. The system includes 39 volunteer fire departments, three union departments (New Rochelle, Mount Vernon and Yonkers) and 15 others (combinations of union firefighters and volunteers). Mr. Groden oversees the dispatch service for the county's mutual aid system.</w:t>
+        <w:t xml:space="preserve"> JOHN WATERS ONCE WROTE A sequel to "Pink Flamingos" called "Flamingos Forever," which he'll never get to make now that Divine is dead. According to the screenplay, Divine, who must defend the "filthiest" title from a couple of upstarts, is killed in a bomb explosion. Mourners -- "the creme de la creme of filth society" -- convene for the funeral, but in the movie version Divine isn't truly dead. The coffin begins to spin and he-she emerges triumphant. "It's the Resurrection, a very Catholic thought," Waters points out.</w:t>
         <w:br/>
-        <w:t>Legislator Wishnie said that even though the county had no official clout to regulate mutual aid, the Board of Legislators was troubled by recent events and was therefore willing to step into the fray.</w:t>
+        <w:t>He remembers waiting at Divine's real funeral, preparing to give the eulogy, when his thoughts touched on the movie scene: "It was very eerie. I was thinking, irony -- this whole thing has been irony after irony after irony . . . my whole career . . . my humor -- everything is irony."</w:t>
         <w:br/>
-        <w:t>"The basic instinct is to save property and people and to help," he said. "What has been happening flies in the face of that basic tenet. No one is proud of the events that have taken place. We need a solution quickly, and the county's role needs to be clarified. Who's in charge?"</w:t>
+        <w:t>When Divine died, he took with him a piece of Waters's image as a film maker. Fans and reviewers lost a familiar reference point. Furthermore, "Cry-Baby," with its $10 million budget and good-looking stars, had assumed suspiciously conventional trappings.</w:t>
+        <w:br/>
+        <w:t>"I thought I could trick them in with Johnny Depp," Waters says about moviegoers in the Middle West and deep South, who nonetheless stayed away from "Cry-Baby." "But they smelled a rat: me."</w:t>
+        <w:br/>
+        <w:t>Still, he has made inroads. It used to be easy to anticipate his audience: urbanites and college students with a late-night craving for warped humor or cinephiles who appreciated his manipulations of Hollywood genre and stereotype. The audiences for his new films are much more a grab bag. To be sure, as with any major release today, a good percentage are teen-agers -- who undoubtedly miss much of the satire.</w:t>
+        <w:br/>
+        <w:t>"Doesn't matter," Waters insists. He offers as evidence the girl who approached him after seeing "Cry-Baby" to tell him how romantic it was when the Depp character and his girlfriend, Allison (Amy Locane), are separated by a jail-house pane of glass.</w:t>
+        <w:br/>
+        <w:t>"I actually got the idea from an S &amp; M sex bar I once visited that had booths," he says. "I didn't tell her that. I didn't want to ruin it for her. But I can see what she meant, it was romantic. She meant it with no trace of irony. And I sort of meant it dripping."</w:t>
+        <w:br/>
+        <w:t>The irony, however, was also lost on some critics, who accused Waters of whitewashing his material. "The thing that amuses me by its ridiculousness is some of the critics that say, 'We wish it was like 'Pink Flamingos,' ' " he says. "And I remember, they hated 'Pink Flamingos'!"</w:t>
+        <w:br/>
+        <w:t>Waters has said that he no longer harbors the anger to create such excess. Still, his signature kinkiness is clearly recognizable in "Cry-Baby," perhaps most notably in the scene in which Allison drinks a small glass jar of her own tears. The gesture sounds innocent enough, but Waters makes it look naughty; it feels as though a taboo is being broken. In the sense that it involves something excremental, the scene echoes "Pink Flamingos," and Waters says it vaguely disturbed some executives at Imagine and the distributing company, Universal, although they didn't explain why. "I know why," he offers. "It's drinking bodily fluids, the one thing you cannot do today."</w:t>
+        <w:br/>
+        <w:t>Moments like this, and the movies from which they're culled, are meant to confuse. Confusion, says Waters, is sexy. "Everything's always backwards in my movies. Beauty is ugly; everything is reversed."</w:t>
+        <w:br/>
+        <w:t>Although the heroes and the villains all have perversions, he explains, "the heroes have perversions that they're happy with and celebrate." In "Cry-Baby," for example, the Johnny Depp character rides a motorcycle, dresses like a hood and lives with his hubcap-selling grandmother. "He does everything society's against, but is happy with it," Waters says. All his films, he adds, are for outsiders. "They're always the heroes."</w:t>
+        <w:br/>
+        <w:t>As an openly gay man, as an openly eccentric man and, of course, as a cultural provocateur, Waters might be suggesting that his films are meant as self-vindication. But he's quick to point out that he has not felt ostracized or punished for being himself. "I wanted to be on the fringe, always," Waters says. "I never wanted to be like everybody else. Ever, ever, ever."</w:t>
+        <w:br/>
+        <w:t xml:space="preserve"> THOSE CLOSE TO WATERS are inclined to comment on his openness and compassion, his interest in understanding the motivations of others. "I've always said that he would make a wonderful shrink," says his friend Suzanne Rosenblatt Buhai, herself a psychotherapist. Another friend, Pat Moran, calls him "John-dhi."</w:t>
+        <w:br/>
+        <w:t>Such broad tolerance seems to have been born at home -- in his parents' tolerance of him. "My parents never said, 'Get out' -- which I'll be eternally grateful to them for." he says. "I know that basically they're still a little bit frightened of me, and that saddens me." But he and his folks have settled into mutual acceptance. "And I like them," he says. "We've trained each other. If it hadn't been for me, my parents would certainly be less liberal, and if it hadn't been for their care in the most trying situations, I would probably be" -- he pauses -- "possibly more radical."</w:t>
+        <w:br/>
+        <w:t>Waters's parents, John Sr. and Patricia, who still live in Baltimore, bear out their son's affectionate judgment of them. They're nice people. They graciously agree to show me some home movies. We sit in their conservatively furnished living room, with a dreamy, slightly mournful pastel portrait of Waters at age 5 over the fireplace. "He was a preemie," comments Mrs. Waters as she watches the old footage.</w:t>
+        <w:br/>
+        <w:t>"Ugly little baby, wasn't he?" says Mr. Waters, the semiretired chairman of Fireline, a distributor of fire-extinguishing equipment. His son was once employed for three hours at the company his father founded, and his younger brother Steve now runs it. He also has two sisters.</w:t>
+        <w:br/>
+        <w:t>"No, he was a pretty little baby," Mrs. Waters answers, with regal calm, her elegant silver hair pulled back off her face.</w:t>
+        <w:br/>
+        <w:t>In the home movie, little doe-eyed Waters runs across the front lawn holding a football, which he shows no sign of missing when it slips from his hands.</w:t>
+        <w:br/>
+        <w:t>"I don't know why you felt you had to play football with the child all the time," Mrs. Waters says to her husband.</w:t>
+        <w:br/>
+        <w:t>Unrecorded, except in their memories, are the years of painful dinner-table arguments with their son about drugs, hair, politics, school. And then there was the matter of those early films. Things are different now -- Waters even invited his mother with him to London when he did some publicity for "Cry-Baby" -- and both parents are thrilled that lately their son has been making movies they actually want to see.</w:t>
+        <w:br/>
+        <w:t>Asked about the Baltimore Museum's retrospective, they confess that opening night was a proud yet anxious moment for them.</w:t>
+        <w:br/>
+        <w:t>"We had to stand up, remember?" says his mother. "And then they showed a movie. And every time there was anything questionable, all these young people would turn around and look at us to see how we were reacting."</w:t>
+        <w:br/>
+        <w:t>The movie was "Female Trouble" (1974), most famous for the scene in which Divine, as troubled teen-ager Dawn Davenport, pushes the family Christmas tree on top of her parents, an image loosely based on the time that Waters and his folks arrived at his grandmother's house for Christmas, only to find her pinned and squirming under her own toppled tree. This image is one of Waters's favorite childhood memories, not that he wished his grandmother ill -- in any event, she was unhurt -- but because the sight of such a proper lady meeting with such a twisted fate was so unexpected. The Christmas tree scene in "Female Trouble" is tame, compared with many of the film's images.</w:t>
+        <w:br/>
+        <w:t>"I was horrified," says his mother, laughing.</w:t>
+        <w:br/>
+        <w:t>"I'm glad it was dark," Mr. Waters chimes in.</w:t>
+        <w:br/>
+        <w:t xml:space="preserve"> ONE EVENING AT around 7, the old Dreamlanders begin arriving for a cookout at John Waters's house. Many bring a beverage, along with a lot of personal history.</w:t>
+        <w:br/>
+        <w:t>Mary Vivian Pearce, who used to romp with Waters around Provincetown with bleached hair and double-false eyelashes in an impersonation of Jean Harlow, sits demurely in a black cotton dress, sipping mineral water from a Chipmunks glass.</w:t>
+        <w:br/>
+        <w:t>Pat Moran, whose mother once chased Waters with a pair of scissors in an effort to cut his hair, arrives straight from a charity function for AIDS Action Baltimore and promptly excuses herself to go change into a T-shirt that reads, "Ignorance=Fear."</w:t>
+        <w:br/>
+        <w:t>Waters breezes through to say, "Getting ready here." He places some ears of corn in a ceramic bowl with Divine's image painted on the inside.</w:t>
+        <w:br/>
+        <w:t>Susan Lowe, who at Waters's request once donned an artificial penis in her movie portrayal of a lesbian who'd undergone a sex-change operation, arrives with her husband, Frank. Tonight, she's got mortgages on her mind; they're closing on a house. She still can't quite get used to the neighborhood she'll be moving into. "It's like 'Leave It to Beaver' land," she says.</w:t>
+        <w:br/>
+        <w:t>"You could put some old refrigerators on the front lawn, right when you move in," Waters suggests.</w:t>
+        <w:br/>
+        <w:t>Conversation is a strange blend -- roof repair, weight gain, plant food and, on the more fetishy side, Vincent van Gogh's ear and a nearby pet cemetery that's a must-see, not least for its Tomb of the Unknown Pet.</w:t>
+        <w:br/>
+        <w:t>"Sunday, it's backed up here to Boston!" says Moran.</w:t>
+        <w:br/>
+        <w:t>"Each to his own, said the lady as she kissed the cow," says Waters.</w:t>
+        <w:br/>
+        <w:t>Talk soon changes to their departed friend Cookie Mueller, who died of AIDS in 1989. The Dreamlanders discuss making a pilgrimage to Provincetown to scatter some of the ashes, though Waters points out the illegality of the gesture.</w:t>
+        <w:br/>
+        <w:t>"It's not the first illegal thing you ever did," Moran reminds him.</w:t>
+        <w:br/>
+        <w:t>Seeing the Dreamlanders together, one can't help comparing them to their movie roles from 20 years ago and realize that time is ushering them into middle age. At one point, Waters glances at his watch. "Those lights aren't coming on," he says, referring to the implanted yard lights scattered in the ivy. "My timed lights," he explains, clasping his hands together and smirking gently -- the self-conscious homeowner.</w:t>
+        <w:br/>
+        <w:t>Several members of the crew, particularly Lowe and her husband, express their eagerness to go on one of their research trips with Waters, which often entails scoping out some of Baltimore's wilder working-class bars. People at the party start recalling highlights from previous forays: "Tray-cene, you whore!" shouts Waters, retelling a favorite bit of overheard dialogue, "I seen you with my husband!" And remember the armed man apparently having a combat flashback on the dance floor?</w:t>
+        <w:br/>
+        <w:t>One recent venture, it turns out, was providing copious material -- until Waters was recognized and made a fuss over.</w:t>
+        <w:br/>
+        <w:t>"We saw insane 50-year-old people doing the lambada," recalls Waters. "Then it was ruined." The disk jockey even ran home to get his record of "Hairspray."</w:t>
+        <w:br/>
+        <w:t>"I'm just trying to think where we can go next," says Lowe.</w:t>
+        <w:br/>
+        <w:t>"I hate all those places," says Moran, who claims to be too old for such outings now.</w:t>
+        <w:br/>
+        <w:t>The field trips, however, seem to rejuvenate and inspire Waters. There is no end of outrageous behavior to fathom; success merely has made it harder to come by.</w:t>
+        <w:br/>
+        <w:t>"I just can't do that anymore," decides Moran.</w:t>
+        <w:br/>
+        <w:t>"I can," says Waters.</w:t>
         <w:br/>
         <w:br/>
         <w:t>Graphic</w:t>
@@ -125,7 +209,7 @@
         <w:br/>
         <w:t xml:space="preserve"> </w:t>
         <w:br/>
-        <w:t>Photo: Chief Martin Drexelius of Rye Brook Fire Department, in the firehouse. (Chris Maynard for The New York Times)</w:t>
+        <w:t>Photos: Waters and the cast of "Cry-Baby." This 1990 musical tribute to juvenile delinquency received a standing ovation at Cannes, but other critics accused the film maker of whitewashing his material. (pg. 52)(Greg Gorman/Universal Pictures); Waters as 18-year-old malcontent (John Waters family archives), and 44-year-old gentleman. (Karen Kuehn/Matrix for The New York Times)(pg. 35); The wild old days: Waters and an associate film "Multiple Maniacs" in 1970. (Lawrence Irvine/Dreamland Productions); In one of the tamer moments of "Female Trouble," Divine, as Dawn Davenport, topples a Christmas tree on top of her parents. Waters with a bevy of characters from this 1974 film: From the left, Nancy Stoll (renamed Mink Stole), Mary Vivian Pearce, David Lochary, Divine and Edith Massey. (Bree Moore/Dreamland Productions); Baltimore Mayor Kurt L. Schmoke, Waters and Divine at the premiere of "Hairspray." (Lawrence Irvine/New Line Cinema); Waters, Johnny Depp and Winona Ryder at the opening of "Cry-Baby" last year. (John Dean)(pg. 36)</w:t>
       </w:r>
     </w:p>
     <w:sectPr>

--- a/example_articles/states/Maryland/2.states_Maryland_New_York_Times.docx
+++ b/example_articles/states/Maryland/2.states_Maryland_New_York_Times.docx
@@ -7,7 +7,7 @@
         <w:pStyle w:val="Heading1"/>
       </w:pPr>
       <w:r>
-        <w:t>Kinkmeister</w:t>
+        <w:t>HUD Starts Inspection Plan Intended to Repair Housing</w:t>
       </w:r>
     </w:p>
     <w:p>
@@ -17,17 +17,17 @@
     </w:p>
     <w:p>
       <w:r>
-        <w:t>Date: 1991-04-07</w:t>
+        <w:t>Date: 1998-11-26</w:t>
       </w:r>
     </w:p>
     <w:p>
       <w:r>
-        <w:t>Section: Section 6;; Section 6; Page 35; Column 2; Magazine Desk; Column 2;</w:t>
+        <w:t>Section: Section A; ; Section A; Page 36; Column 5; National Desk ; Column 5;</w:t>
       </w:r>
     </w:p>
     <w:p>
       <w:r>
-        <w:t>Source file: NYT/55.DOCX</w:t>
+        <w:t>Source file: NYT/44.DOCX</w:t>
       </w:r>
     </w:p>
     <w:p>
@@ -49,167 +49,47 @@
     </w:p>
     <w:p>
       <w:r>
-        <w:t>While grocery shopping recently in Eddie's, a genteel food market in North Baltimore, the writer and director John Waters was approached -- as he recalls the incident -- by an elderly, well-heeled lady. "Oh, I love all your movies!" she gushed.</w:t>
+        <w:t>The high-rise building at 5929 East Capitol Street here is a mess.</w:t>
         <w:br/>
-        <w:t>"No you don't," snapped Waters, a bit touchy about his hard-won acceptance. He leaned toward her menacingly. "You love 'Multiple Maniacs'?"</w:t>
+        <w:t>Known as Capitol View Plaza II, it is a 12-story collection of 300 one- and two-bedroom apartments, many of which are Government subsidized, with leaks in the roof, broken plumbing, inoperable boilers, interior walls covered with graffiti, carpets pock-marked with cigarette burns, exposed wiring, missing fire extinguishers, no sprinkler system and air-vent chutes filled with garbage.</w:t>
         <w:br/>
-        <w:t>The woman stammered. Certainly she had not seen "Multiple Maniacs," a low-budget satire filmed in 1970, whose opening scene features a carnival-style barker luring bourgeois suburbanites to come see the Cavalcade of Perversion. This movie, like all the early films of John Waters, was brimming with intentional bad taste, calculated to shock even the hippies and college students who constituted much of his audience. His work was so outrageous, says the director David Lynch, who credits Waters with creating a new bizarre genre, "that I think he carved out a lot of space for other film makers to go into."</w:t>
+        <w:t>Perhaps worst of all is this: Until recently, the Department of Housing and Urban Development, which oversees subsidized and public housing across the country, had no idea that the conditions at Capitol View Plaza had deteriorated to such a miserable extent.</w:t>
         <w:br/>
-        <w:t>In the past few years, however, no longer content to restrict himself to midnight art houses and the occasional museum tribute, Waters has softened his material and made it more accessible, allowing him to infiltrate a broader cross section of the moviegoing public. "Hairspray" (1988), about a fat girl who charms her way onto a 60's teen-age dance show and joins the fight to integrate it racially, was so widely endearing that last fall it played on prime-time television on the Fox Network. His 1990 film "Cry-Baby," a musical tribute to 50's juvenile delinquency, moved the crowd at Cannes to stand and cheer during last summer's screening at the Palais des Festivals. And in January he entered into a development deal with Paramount to write a new script called "Glamourpuss."</w:t>
+        <w:t>In fact, after 30 years in the housing business, the department is still not certain just how many other federally subsidized buildings around the country housing low-income people have problems threatening the health and safety of the 12 million residents.</w:t>
         <w:br/>
-        <w:t>Waters, in fact, has become something of a symbol of pop culture hipness. He has bantered with David Letterman on "Late Night." "Shock Value," a playful memoir about his wild old days, is into a ninth printing. And recently a special edition of Newsweek commissioned his advice to aspiring teen-age delinquents.</w:t>
+        <w:t>All that is about to change. A new $24 million enforcement initiative is under way to inspect all 372,800 properties the agency is involved with, like Capitol View Plaza, through subsidies, guaranteed mortgages and local public housing authorities.</w:t>
         <w:br/>
-        <w:t>Although Waters is no doubt pleased by his new broad exposure, he's clearly irritated that some " 'Hairspray' fans," as he terms the more recent converts, would never stomach his earlier films. To this director, who once stood on street corners passing out fliers to his movies, loyalty is extremely dear.</w:t>
+        <w:t>Replacing a toothless system in which banks and property owners were responsble for their own inspections to maintain Federal contracts, the new procedures will require the owners of troubled properties to fulfill all the terms of their contracts by fixing problems. If conditions are not repaired, the owners will face action by the Department of Justice.</w:t>
         <w:br/>
-        <w:t>Sitting with Waters in his lovely, ivy-covered backyard -- so peaceful, he says, that it could be the grounds to a small mental hospital -- one can't help puzzling over him. After all, this isn't Baltimore's other favorite son of film, Barry Levinson, and the subject isn't gentle nostalgia. Waters is not a wild and angry punk -- though he is fond of the young man who was. He appears a polite (mostly), clean-cut (except for his trademark pencil-line mustache), inconspicuously dressed (except for a pair of lavender silken socks), 44-year-old gentleman. He lives in upper-middle-class North Baltimore, where he leads a peaceful existence -- punctuated by trips to Los Angeles -- now and then haunted by his infamous past.</w:t>
+        <w:t>"All we're asking for is what we have already paid for," Secretary Andrew M. Cuomo of the Department of Housing and Urban Development said of a system in which the Federal Government provides incentives to landlords and housing authorities to maintain safe and decent housing. "And this is the problem the American taxpayers have with H.U.D. They have paid for a product, and we haven't delivered."</w:t>
         <w:br/>
-        <w:t>Recently, this haunting has taken the form of a Florida woman who enjoyed "Hairspray," but balked when her husband reached deep into the Waters oeuvre and rented a videotape of "Pink Flamingos," the 1972 cult classic about two families vying for the title "the Filthiest People Alive." Over the years, the movie, which is unrated, has endured isolated skirmishes with censors and the law, and now it faces another one. Its many off-color scenes inspired the woman to contact the Orlando Metropolitan Bureau of Investigation, which in turn sent a 14-year-old girl to rent the film. A grand jury went on to indict the principal owner of the video store for obscenity and for distribution of material harmful to a minor. The trial was scheduled for this month.</w:t>
+        <w:t>The inspection program is one of the most ambitious efforts undertaken by Mr. Cuomo since he took office last year. He said it would not only lead to the department's first computerized inventory of housing nationwide but also its most complete profile of troubled housing projects and guaranteed action by the Federal Government against problem landlords and property managers.</w:t>
         <w:br/>
-        <w:t>"It's out of context to watch the movie in a courtroom," Waters says. "They should send the jury to a midnight movie or to a college and see it with the audience it's intended for. The movie would be let off every time, because they would laugh in spite of themselves." He smiles mischievously, adding, "But in a courtroom, they got me."</w:t>
+        <w:t>By protocols of the program, data from each site is sent to the department's new Real Estate Assessment Center for analysis and disposition. Department officials said a pilot program of 4,000 properties conducted earlier this year found that about 30 percent of them required significant repairs, most of which were needed to correct problems that exposed residents to health and safety risks.  No repairs have yet been made or action taken against owners and landlords.</w:t>
         <w:br/>
-        <w:t>Perhaps the grand jury would have been more favorably impressed had they seen the movie as part of the Museum of Modern Art's bicentennial program, "American Film Comedy." And what might that grand jury have thought of the Baltimore Museum of Art's three-day John Waters retrospective in 1985? In an age when the difference between art and pornography is a fashionable debate, it's fair to ask: What made those early movies of John Waters worthy of a museum retrospective?</w:t>
+        <w:t>To highlight the importance of the inspection system to the department and the millions of people who live in subsidized housing, Mr. Cuomo invited a reporter to accompany him and other senior housing officials today as an inspector toured Capitol View Plaza, noting on his hand-held computer all the problems he found.</w:t>
         <w:br/>
-        <w:t>Andrew Ross, a professor at Princeton and the author of "No Respect: Intellectuals and Popular Culture," believes that Waters is exploring legitimate themes, that fundamentally his movies are about the "politics of taste" -- how taste defines us, separates us from one another and brings us together.</w:t>
+        <w:t>But some skeptics question whether the program will ultimately lead to real improvements in the Governments's housing program or merely shine a spotlight on Mr. Cuomo, the son of the former New York Governor, Mario M. Cuomo, who has made no secret of his greater political aspirations, including the possibility of running for the Senate seat that Daniel Patrick Moynihan of New York plans to retire from in 2000.</w:t>
         <w:br/>
-        <w:t>Waters has been credited with inventing the film genre of horror-comedy, in which the images are funny and yet so gross that the audience is scared to look. And though some of Waters's humor has been called irresponsible, there are those who point to the social value of his work. "His films are dedicated to subversively introducing a love of the eccentric -- learning not to hate what's different from what you are," says Brenda Richardson, who put together the Baltimore Museum's retrospective. "In this era, the threat of the different has become so palpable to some people. I take his movies very seriously, even though I laugh a lot when I see them."</w:t>
+        <w:t>"The theory is good," Denise Muha, executive director of the National Leased Housing Association, said of the initiative. "The Secretary is trying to accomplish better data and better reaction. But the proof is in the pudding."</w:t>
         <w:br/>
-        <w:t>It took Waters more than 20 years of film making before he was able to distribute his love of the eccentric through mainstream Hollywood. Brian Grazer and Ron Howard of Imagine Films, creators of such hits as "Splash" and "Parenthood," financed "Cry-Baby."</w:t>
+        <w:t>Jim Brigl, director of governmental affairs for the Public Housing Authorities Directors' Association, expressed concerns over the objectivity of the inspectors and the department's analysis of the data, saying, "Good quality physical inspections are a good idea, but the jury is still out on the vehicle he is using."</w:t>
         <w:br/>
-        <w:t>"It surprised me that I liked 'Hairspray' as much as I liked it," says Grazer, who confesses to a commonplace esthetic: "I pretty much only like attractive people. The protagonist in that movie is a fat girl. The film gets you so involved in the characters that you forget that she's fat. That to me is unique to John Waters."</w:t>
+        <w:t>Acknowledging the possibility that some of Mr. Cuomo's motives might be political, Mr. Brigl added: "Like anybody else in Washington, the Secretary wants to do a good job, which will give him some political headway."</w:t>
         <w:br/>
-        <w:t>Along with their celebration of tolerance, however, the films of John Waters also provide a running, at times biting, satire of contemporary American culture. He targets the establishment, the anti-establishment and especially, pretenders to the establishment.</w:t>
+        <w:t>Representative Rick Lazio of Long Island, chairman of a House housing subcommittee, welcomed the new inspections but said their effectiveness "depends on what H.U.D. does with the data."</w:t>
         <w:br/>
-        <w:t>"On the one hand he accepts everything, and on the other hand he puts up with nothing," says Jeanine Basinger, founder of the Wesleyan Cinema Archives, which has set out to canonize "unique American artists, who represent a point in time in American history." Lofty as that vision may be, it now includes John Waters in addition to Frank Capra and Elia Kazan.</w:t>
+        <w:t>Since its inception in 1968, the housing department has spent billions of dollars though a variety of programs for poor and working-class families. Many of the programs involve private investors, taking advantage of tax credits or Federal subsidies to manage large apartment buildings.</w:t>
         <w:br/>
-        <w:t xml:space="preserve"> AS MIGHT BE EXPECTED, WATERS'S interests are idiosyncratic. He's particularly curious about criminals. He relaxes not with television but with crime books. And he has gone out of his way to attend some of the century's biggest trials: Charles Manson, Patricia Hearst (who appeared in "Cry-Baby" and is now a close friend), the Virginia McMartin Pre-School. Over a four-year period, Waters taught a film appreciation class to the inmates at Maryland's Patuxent Institution, a maximum-security prison for emotionally disturbed offenders.</w:t>
+        <w:t>One such landlord is Allan Rozansky of Rockville, Md., whom housing officials identified as the owner of Capitol View Plaza. But reflecting one of the major problems with the building -- and subsidized housing, in general -- housing officials say Mr. Rozansky is virtualy impossible to find.</w:t>
         <w:br/>
-        <w:t>From an early age, Waters resisted the stereotypical American agenda. He remembers the night he lay awake, terrified by the prospect of having to hammer a nail in kindergarten the next day because the idea of hammering ran so counter to his inclinations. "I didn't care if I didn't want to hammer," Waters says, "but other people did."</w:t>
+        <w:t>He is not listed in any Maryland telephone directory. The telephone number department officials have for his company, Capitol View Plaza Phase II Associates, has been disconnected. The managing agent for the building, H. R. Crawford, provided a number but said he was not sure if it was Mr. Rozansky's. A message left on an answering machine at the number was not returned.</w:t>
         <w:br/>
-        <w:t>At age 9, he admired a peculiar old house near where his mother was raised. So established were his tastes that 33 years later, after knocking on the door and introducing himself to the owner, he eventually bought the place.</w:t>
+        <w:t>"It is a very awkward system," Mr. Crawford said of his efforts to coordinate repair efforts with the owner. As a result, he added, "We are resigning at the end of the year."</w:t>
         <w:br/>
-        <w:t>It's a large, creaky house, elegant and eerie. Inside, garish movie posters, tastefully framed, chronicle Waters's career. Many of the furnishings once belonged to his grandmother. But the accents are done in Post-Modern Oddball: plastic lunch meat, salad and candies arranged temptingly throughout the house, a piece of brick from Jim Jones's People's Temple, a small picture of Pope Pius XII with a cardboard arm lever that enables the holder to bless himself.</w:t>
+        <w:t>Johnnie Williams, a 70-year-old great-grandmother who has lived in Capitol View Plaza for five years, welcomed the group in to see her cramped two-bedroom apartment on the fifth floor with water damage along her walls and cockroaches in the kitchen. Despite that, she said, "I'm all right with it here."</w:t>
         <w:br/>
-        <w:t>This last knickknack rather neatly describes Waters's creative spirit: whimsical, sophomoric, blasphemous -- and very liberal on the subject of forgiveness.</w:t>
-        <w:br/>
-        <w:t>Waters credits the Roman Catholic Church for fueling his rebelliousness and, in turn, his career. Whenever the nuns in catechism class recited the latest list of condemned movies, he fantasized about owning a "dirty-movie theater" and shocking a fictitious community.</w:t>
-        <w:br/>
-        <w:t>As a teen-ager, Waters shed some of his insecurity at being an outsider by reading works that explored the fringe. He names William Burroughs and Sigmund Freud as having been influential. "The Wolf Man," says Waters, referring to Freud's famous case-study. "I wanted him to be my friend."</w:t>
-        <w:br/>
-        <w:t>High-school classmates left him alone as an unknowable quantity, which jibed with his plans to become a beatnik. "Having people think you were nuts was part of it," he says. Instead, Waters bonded with other disaffected suburban kids, united by a mutual sense of free-floating alienation and assertiveness through style. Dressed habitually in bleach-stained jeans, sandals that laced to the knees and, later, a pair of yellow aviator sunglasses that, as one friend recalls, made him look like a praying mantis, Waters dove into an orgy of moviegoing, sometimes four a day.</w:t>
-        <w:br/>
-        <w:t>The drive-ins supplied him with trash movies like "Blood Feast" and "Faster, Pussycat, Kill! Kill!"; local colleges showed Bergman and Fellini. Eventually he left home for college in New York City, where he discovered the new "underground" movement that he'd read about in Film Culture magazine. Perhaps most important, he discovered Andy Warhol, who proved you could make movies with virtually no money.</w:t>
-        <w:br/>
-        <w:t>After getting kicked out of N.Y.U. for smoking pot, Waters returned to Baltimore and rounded up his coterie of friends, among them Mary Vivian Pearce, David Lochary, Pat Moran, Nancy Stoll (whom he renamed Mink Stole) and Glenn Milstead, a plump, shy teen-ager with a mild interest in cross-dressing whom Waters christened Divine. Together, they became Dreamland Productions and made low-budget spoofs, filmed in part at his parents' house and given their premieres in basements of two of the city's more liberal churches.  "Roman Candles" (1966), "Eat Your Makeup" (1968), "Mondo Trasho" (1969) and "Multiple Maniacs" (1970) -- these films were outlets for the anger and humor that Waters and company had cultivated against suburbia, conservatives, liberals and the Catholic Church.</w:t>
-        <w:br/>
-        <w:t>Divine (who died three years ago from complications relating to obesity) emerged as Dreamland's biggest star, creating a commanding, outre screen presence -- a parody of a drag queen, whose persistent role, as much as anything dramatic, was to fluster audiences by clouding the lines of gender. From the rabid ax-wielding psychopath in "Multiple Maniacs" to the loving mother in "Hairspray," Divine embodied the warped soul of each movie.</w:t>
-        <w:br/>
-        <w:t>Waters may have been rebellious, but he was no anarchist. On the set, he was clearly in charge. "Back in the old days, he would read everybody's lines as he wanted them delivered," Mink Stole recalls. "He was actually rather a tyrant -- a benevolent tyrant, but a tyrant. There was no money for retakes."</w:t>
-        <w:br/>
-        <w:t>Sometimes, Waters would be so intent on his vision that he'd lose all common sense. Once, says Van Smith, the costume designer and makeup artist, "he wanted Divine to roll down an entire flight of stairs." Smith talked him out of it. ("Now I'm terrified of something like that happening," says Waters. "I would take no chances now.")</w:t>
-        <w:br/>
-        <w:t>Divine's best-known stunt was to eat dog feces -- yes, it was real -- at the end of "Pink Flamingos." The "prank," as Waters now calls it, was his suggestion, designed to ensure the film's infamy. Waters insists that his request was not outrageous for those days: "We would do anything, anyway."</w:t>
-        <w:br/>
-        <w:t>Asked now if he would have followed the final stage direction to "Pink Flamingos" himself, he sidesteps the issue with some rationale about not having wanted to appear in his own movies, before giving up and answering, "I don't know."</w:t>
-        <w:br/>
-        <w:t>In any case, "Pink Flamingos" made an impression, establishing his national reputation.</w:t>
-        <w:br/>
-        <w:t xml:space="preserve"> JOHN WATERS ONCE WROTE A sequel to "Pink Flamingos" called "Flamingos Forever," which he'll never get to make now that Divine is dead. According to the screenplay, Divine, who must defend the "filthiest" title from a couple of upstarts, is killed in a bomb explosion. Mourners -- "the creme de la creme of filth society" -- convene for the funeral, but in the movie version Divine isn't truly dead. The coffin begins to spin and he-she emerges triumphant. "It's the Resurrection, a very Catholic thought," Waters points out.</w:t>
-        <w:br/>
-        <w:t>He remembers waiting at Divine's real funeral, preparing to give the eulogy, when his thoughts touched on the movie scene: "It was very eerie. I was thinking, irony -- this whole thing has been irony after irony after irony . . . my whole career . . . my humor -- everything is irony."</w:t>
-        <w:br/>
-        <w:t>When Divine died, he took with him a piece of Waters's image as a film maker. Fans and reviewers lost a familiar reference point. Furthermore, "Cry-Baby," with its $10 million budget and good-looking stars, had assumed suspiciously conventional trappings.</w:t>
-        <w:br/>
-        <w:t>"I thought I could trick them in with Johnny Depp," Waters says about moviegoers in the Middle West and deep South, who nonetheless stayed away from "Cry-Baby." "But they smelled a rat: me."</w:t>
-        <w:br/>
-        <w:t>Still, he has made inroads. It used to be easy to anticipate his audience: urbanites and college students with a late-night craving for warped humor or cinephiles who appreciated his manipulations of Hollywood genre and stereotype. The audiences for his new films are much more a grab bag. To be sure, as with any major release today, a good percentage are teen-agers -- who undoubtedly miss much of the satire.</w:t>
-        <w:br/>
-        <w:t>"Doesn't matter," Waters insists. He offers as evidence the girl who approached him after seeing "Cry-Baby" to tell him how romantic it was when the Depp character and his girlfriend, Allison (Amy Locane), are separated by a jail-house pane of glass.</w:t>
-        <w:br/>
-        <w:t>"I actually got the idea from an S &amp; M sex bar I once visited that had booths," he says. "I didn't tell her that. I didn't want to ruin it for her. But I can see what she meant, it was romantic. She meant it with no trace of irony. And I sort of meant it dripping."</w:t>
-        <w:br/>
-        <w:t>The irony, however, was also lost on some critics, who accused Waters of whitewashing his material. "The thing that amuses me by its ridiculousness is some of the critics that say, 'We wish it was like 'Pink Flamingos,' ' " he says. "And I remember, they hated 'Pink Flamingos'!"</w:t>
-        <w:br/>
-        <w:t>Waters has said that he no longer harbors the anger to create such excess. Still, his signature kinkiness is clearly recognizable in "Cry-Baby," perhaps most notably in the scene in which Allison drinks a small glass jar of her own tears. The gesture sounds innocent enough, but Waters makes it look naughty; it feels as though a taboo is being broken. In the sense that it involves something excremental, the scene echoes "Pink Flamingos," and Waters says it vaguely disturbed some executives at Imagine and the distributing company, Universal, although they didn't explain why. "I know why," he offers. "It's drinking bodily fluids, the one thing you cannot do today."</w:t>
-        <w:br/>
-        <w:t>Moments like this, and the movies from which they're culled, are meant to confuse. Confusion, says Waters, is sexy. "Everything's always backwards in my movies. Beauty is ugly; everything is reversed."</w:t>
-        <w:br/>
-        <w:t>Although the heroes and the villains all have perversions, he explains, "the heroes have perversions that they're happy with and celebrate." In "Cry-Baby," for example, the Johnny Depp character rides a motorcycle, dresses like a hood and lives with his hubcap-selling grandmother. "He does everything society's against, but is happy with it," Waters says. All his films, he adds, are for outsiders. "They're always the heroes."</w:t>
-        <w:br/>
-        <w:t>As an openly gay man, as an openly eccentric man and, of course, as a cultural provocateur, Waters might be suggesting that his films are meant as self-vindication. But he's quick to point out that he has not felt ostracized or punished for being himself. "I wanted to be on the fringe, always," Waters says. "I never wanted to be like everybody else. Ever, ever, ever."</w:t>
-        <w:br/>
-        <w:t xml:space="preserve"> THOSE CLOSE TO WATERS are inclined to comment on his openness and compassion, his interest in understanding the motivations of others. "I've always said that he would make a wonderful shrink," says his friend Suzanne Rosenblatt Buhai, herself a psychotherapist. Another friend, Pat Moran, calls him "John-dhi."</w:t>
-        <w:br/>
-        <w:t>Such broad tolerance seems to have been born at home -- in his parents' tolerance of him. "My parents never said, 'Get out' -- which I'll be eternally grateful to them for." he says. "I know that basically they're still a little bit frightened of me, and that saddens me." But he and his folks have settled into mutual acceptance. "And I like them," he says. "We've trained each other. If it hadn't been for me, my parents would certainly be less liberal, and if it hadn't been for their care in the most trying situations, I would probably be" -- he pauses -- "possibly more radical."</w:t>
-        <w:br/>
-        <w:t>Waters's parents, John Sr. and Patricia, who still live in Baltimore, bear out their son's affectionate judgment of them. They're nice people. They graciously agree to show me some home movies. We sit in their conservatively furnished living room, with a dreamy, slightly mournful pastel portrait of Waters at age 5 over the fireplace. "He was a preemie," comments Mrs. Waters as she watches the old footage.</w:t>
-        <w:br/>
-        <w:t>"Ugly little baby, wasn't he?" says Mr. Waters, the semiretired chairman of Fireline, a distributor of fire-extinguishing equipment. His son was once employed for three hours at the company his father founded, and his younger brother Steve now runs it. He also has two sisters.</w:t>
-        <w:br/>
-        <w:t>"No, he was a pretty little baby," Mrs. Waters answers, with regal calm, her elegant silver hair pulled back off her face.</w:t>
-        <w:br/>
-        <w:t>In the home movie, little doe-eyed Waters runs across the front lawn holding a football, which he shows no sign of missing when it slips from his hands.</w:t>
-        <w:br/>
-        <w:t>"I don't know why you felt you had to play football with the child all the time," Mrs. Waters says to her husband.</w:t>
-        <w:br/>
-        <w:t>Unrecorded, except in their memories, are the years of painful dinner-table arguments with their son about drugs, hair, politics, school. And then there was the matter of those early films. Things are different now -- Waters even invited his mother with him to London when he did some publicity for "Cry-Baby" -- and both parents are thrilled that lately their son has been making movies they actually want to see.</w:t>
-        <w:br/>
-        <w:t>Asked about the Baltimore Museum's retrospective, they confess that opening night was a proud yet anxious moment for them.</w:t>
-        <w:br/>
-        <w:t>"We had to stand up, remember?" says his mother. "And then they showed a movie. And every time there was anything questionable, all these young people would turn around and look at us to see how we were reacting."</w:t>
-        <w:br/>
-        <w:t>The movie was "Female Trouble" (1974), most famous for the scene in which Divine, as troubled teen-ager Dawn Davenport, pushes the family Christmas tree on top of her parents, an image loosely based on the time that Waters and his folks arrived at his grandmother's house for Christmas, only to find her pinned and squirming under her own toppled tree. This image is one of Waters's favorite childhood memories, not that he wished his grandmother ill -- in any event, she was unhurt -- but because the sight of such a proper lady meeting with such a twisted fate was so unexpected. The Christmas tree scene in "Female Trouble" is tame, compared with many of the film's images.</w:t>
-        <w:br/>
-        <w:t>"I was horrified," says his mother, laughing.</w:t>
-        <w:br/>
-        <w:t>"I'm glad it was dark," Mr. Waters chimes in.</w:t>
-        <w:br/>
-        <w:t xml:space="preserve"> ONE EVENING AT around 7, the old Dreamlanders begin arriving for a cookout at John Waters's house. Many bring a beverage, along with a lot of personal history.</w:t>
-        <w:br/>
-        <w:t>Mary Vivian Pearce, who used to romp with Waters around Provincetown with bleached hair and double-false eyelashes in an impersonation of Jean Harlow, sits demurely in a black cotton dress, sipping mineral water from a Chipmunks glass.</w:t>
-        <w:br/>
-        <w:t>Pat Moran, whose mother once chased Waters with a pair of scissors in an effort to cut his hair, arrives straight from a charity function for AIDS Action Baltimore and promptly excuses herself to go change into a T-shirt that reads, "Ignorance=Fear."</w:t>
-        <w:br/>
-        <w:t>Waters breezes through to say, "Getting ready here." He places some ears of corn in a ceramic bowl with Divine's image painted on the inside.</w:t>
-        <w:br/>
-        <w:t>Susan Lowe, who at Waters's request once donned an artificial penis in her movie portrayal of a lesbian who'd undergone a sex-change operation, arrives with her husband, Frank. Tonight, she's got mortgages on her mind; they're closing on a house. She still can't quite get used to the neighborhood she'll be moving into. "It's like 'Leave It to Beaver' land," she says.</w:t>
-        <w:br/>
-        <w:t>"You could put some old refrigerators on the front lawn, right when you move in," Waters suggests.</w:t>
-        <w:br/>
-        <w:t>Conversation is a strange blend -- roof repair, weight gain, plant food and, on the more fetishy side, Vincent van Gogh's ear and a nearby pet cemetery that's a must-see, not least for its Tomb of the Unknown Pet.</w:t>
-        <w:br/>
-        <w:t>"Sunday, it's backed up here to Boston!" says Moran.</w:t>
-        <w:br/>
-        <w:t>"Each to his own, said the lady as she kissed the cow," says Waters.</w:t>
-        <w:br/>
-        <w:t>Talk soon changes to their departed friend Cookie Mueller, who died of AIDS in 1989. The Dreamlanders discuss making a pilgrimage to Provincetown to scatter some of the ashes, though Waters points out the illegality of the gesture.</w:t>
-        <w:br/>
-        <w:t>"It's not the first illegal thing you ever did," Moran reminds him.</w:t>
-        <w:br/>
-        <w:t>Seeing the Dreamlanders together, one can't help comparing them to their movie roles from 20 years ago and realize that time is ushering them into middle age. At one point, Waters glances at his watch. "Those lights aren't coming on," he says, referring to the implanted yard lights scattered in the ivy. "My timed lights," he explains, clasping his hands together and smirking gently -- the self-conscious homeowner.</w:t>
-        <w:br/>
-        <w:t>Several members of the crew, particularly Lowe and her husband, express their eagerness to go on one of their research trips with Waters, which often entails scoping out some of Baltimore's wilder working-class bars. People at the party start recalling highlights from previous forays: "Tray-cene, you whore!" shouts Waters, retelling a favorite bit of overheard dialogue, "I seen you with my husband!" And remember the armed man apparently having a combat flashback on the dance floor?</w:t>
-        <w:br/>
-        <w:t>One recent venture, it turns out, was providing copious material -- until Waters was recognized and made a fuss over.</w:t>
-        <w:br/>
-        <w:t>"We saw insane 50-year-old people doing the lambada," recalls Waters. "Then it was ruined." The disk jockey even ran home to get his record of "Hairspray."</w:t>
-        <w:br/>
-        <w:t>"I'm just trying to think where we can go next," says Lowe.</w:t>
-        <w:br/>
-        <w:t>"I hate all those places," says Moran, who claims to be too old for such outings now.</w:t>
-        <w:br/>
-        <w:t>The field trips, however, seem to rejuvenate and inspire Waters. There is no end of outrageous behavior to fathom; success merely has made it harder to come by.</w:t>
-        <w:br/>
-        <w:t>"I just can't do that anymore," decides Moran.</w:t>
-        <w:br/>
-        <w:t>"I can," says Waters.</w:t>
-        <w:br/>
-        <w:br/>
-        <w:t>Graphic</w:t>
-        <w:br/>
-        <w:br/>
-        <w:t xml:space="preserve"> </w:t>
-        <w:br/>
-        <w:t>Photos: Waters and the cast of "Cry-Baby." This 1990 musical tribute to juvenile delinquency received a standing ovation at Cannes, but other critics accused the film maker of whitewashing his material. (pg. 52)(Greg Gorman/Universal Pictures); Waters as 18-year-old malcontent (John Waters family archives), and 44-year-old gentleman. (Karen Kuehn/Matrix for The New York Times)(pg. 35); The wild old days: Waters and an associate film "Multiple Maniacs" in 1970. (Lawrence Irvine/Dreamland Productions); In one of the tamer moments of "Female Trouble," Divine, as Dawn Davenport, topples a Christmas tree on top of her parents. Waters with a bevy of characters from this 1974 film: From the left, Nancy Stoll (renamed Mink Stole), Mary Vivian Pearce, David Lochary, Divine and Edith Massey. (Bree Moore/Dreamland Productions); Baltimore Mayor Kurt L. Schmoke, Waters and Divine at the premiere of "Hairspray." (Lawrence Irvine/New Line Cinema); Waters, Johnny Depp and Winona Ryder at the opening of "Cry-Baby" last year. (John Dean)(pg. 36)</w:t>
+        <w:t>It is impossible, for now, to know how many other buildings around the country present the same kinds of problems posed by Capitol View Plaza. The inspections are not expected to be completed for another year, and forcing landlords to act could take years beyond that.</w:t>
       </w:r>
     </w:p>
     <w:sectPr>

--- a/example_articles/states/Maryland/2.states_Maryland_New_York_Times.docx
+++ b/example_articles/states/Maryland/2.states_Maryland_New_York_Times.docx
@@ -7,7 +7,7 @@
         <w:pStyle w:val="Heading1"/>
       </w:pPr>
       <w:r>
-        <w:t>HUD Starts Inspection Plan Intended to Repair Housing</w:t>
+        <w:t>The Immigrants Who Oppose Sanctuary</w:t>
       </w:r>
     </w:p>
     <w:p>
@@ -17,17 +17,17 @@
     </w:p>
     <w:p>
       <w:r>
-        <w:t>Date: 1998-11-26</w:t>
+        <w:t>Date: 2017-05-10</w:t>
       </w:r>
     </w:p>
     <w:p>
       <w:r>
-        <w:t>Section: Section A; ; Section A; Page 36; Column 5; National Desk ; Column 5;</w:t>
+        <w:t>Section: Section A; Column 0; National Desk; Pg. 14</w:t>
       </w:r>
     </w:p>
     <w:p>
       <w:r>
-        <w:t>Source file: NYT/44.DOCX</w:t>
+        <w:t>Source file: NYT/37.DOCX</w:t>
       </w:r>
     </w:p>
     <w:p>
@@ -49,47 +49,174 @@
     </w:p>
     <w:p>
       <w:r>
-        <w:t>The high-rise building at 5929 East Capitol Street here is a mess.</w:t>
+        <w:t>ELLICOTT CITY, Md. -- When lawmakers in Howard County, Md., a stretch of suburbia between Washington and Baltimore, declared their intention to make the county a sanctuary for people living in the country illegally, J. D. Ma thought back to how hard he had worked studying English as a boy in Shanghai.</w:t>
         <w:br/>
-        <w:t>Known as Capitol View Plaza II, it is a 12-story collection of 300 one- and two-bedroom apartments, many of which are Government subsidized, with leaks in the roof, broken plumbing, inoperable boilers, interior walls covered with graffiti, carpets pock-marked with cigarette burns, exposed wiring, missing fire extinguishers, no sprinkler system and air-vent chutes filled with garbage.</w:t>
+        <w:t xml:space="preserve">Stanley Salazar, a native of El Salvador, worried that the violent crime already plaguing Maryland's suburbs attributed to immigrant gangs would eventually touch his own daughters. </w:t>
         <w:br/>
-        <w:t>Perhaps worst of all is this: Until recently, the Department of Housing and Urban Development, which oversees subsidized and public housing across the country, had no idea that the conditions at Capitol View Plaza had deteriorated to such a miserable extent.</w:t>
+        <w:t xml:space="preserve">  Hongling Zhou, who had been a student in Beijing during the Tiananmen Square uprising, feared an influx of undocumented immigrants, and their children, would cripple the public schools.</w:t>
         <w:br/>
-        <w:t>In fact, after 30 years in the housing business, the department is still not certain just how many other federally subsidized buildings around the country housing low-income people have problems threatening the health and safety of the 12 million residents.</w:t>
+        <w:t xml:space="preserve">  At first blush, making Howard County a sanctuary for undocumented immigrants had seemed a natural move: The county has twice as many Democrats as Republicans and a highly educated population, full of scientists and engineers. One in five residents was born abroad.</w:t>
         <w:br/>
-        <w:t>All that is about to change. A new $24 million enforcement initiative is under way to inspect all 372,800 properties the agency is involved with, like Capitol View Plaza, through subsidies, guaranteed mortgages and local public housing authorities.</w:t>
+        <w:t xml:space="preserve">  But the bill met stout opposition from an unlikely source: some of those very same foreign-born residents.</w:t>
         <w:br/>
-        <w:t>Replacing a toothless system in which banks and property owners were responsble for their own inspections to maintain Federal contracts, the new procedures will require the owners of troubled properties to fulfill all the terms of their contracts by fixing problems. If conditions are not repaired, the owners will face action by the Department of Justice.</w:t>
+        <w:t xml:space="preserve">  In passionate testimony before county legislators, and in tense debates with liberal neighbors born in the United States, legal immigrants argued that offering sanctuary to people who came to the country illegally devalued their own past struggles to gain citizenship.</w:t>
         <w:br/>
-        <w:t>"All we're asking for is what we have already paid for," Secretary Andrew M. Cuomo of the Department of Housing and Urban Development said of a system in which the Federal Government provides incentives to landlords and housing authorities to maintain safe and decent housing. "And this is the problem the American taxpayers have with H.U.D. They have paid for a product, and we haven't delivered."</w:t>
+        <w:t xml:space="preserve">  Some even felt it threatened their hard-won hold on the American dream.</w:t>
         <w:br/>
-        <w:t>The inspection program is one of the most ambitious efforts undertaken by Mr. Cuomo since he took office last year. He said it would not only lead to the department's first computerized inventory of housing nationwide but also its most complete profile of troubled housing projects and guaranteed action by the Federal Government against problem landlords and property managers.</w:t>
+        <w:t xml:space="preserve">  Their objections stunned Democratic supporters of sanctuary here and helped bring about the bill's demise in March. A similar proposal for the state collapsed this month in the Maryland Senate, where Democrats also hold a two-to-one advantage. Some of the same immigrants spoke out against it.</w:t>
         <w:br/>
-        <w:t>By protocols of the program, data from each site is sent to the department's new Real Estate Assessment Center for analysis and disposition. Department officials said a pilot program of 4,000 properties conducted earlier this year found that about 30 percent of them required significant repairs, most of which were needed to correct problems that exposed residents to health and safety risks.  No repairs have yet been made or action taken against owners and landlords.</w:t>
+        <w:t xml:space="preserve">  The failure of the sanctuary bills in Maryland reveals a potentially troublesome fissure for Democrats as they rush to defy Mr. Trump. Their party has staked out an activist position built around protecting undocumented immigrants. But it is one that has alienated many who might have been expected to support it.</w:t>
         <w:br/>
-        <w:t>To highlight the importance of the inspection system to the department and the millions of people who live in subsidized housing, Mr. Cuomo invited a reporter to accompany him and other senior housing officials today as an inspector toured Capitol View Plaza, noting on his hand-held computer all the problems he found.</w:t>
+        <w:t xml:space="preserve">  What follows are the stories of four immigrants in Maryland who oppose sanctuary status -- people whose voices have rarely been heard in the long debate over how to fix the nation's immigration system.</w:t>
         <w:br/>
-        <w:t>But some skeptics question whether the program will ultimately lead to real improvements in the Governments's housing program or merely shine a spotlight on Mr. Cuomo, the son of the former New York Governor, Mario M. Cuomo, who has made no secret of his greater political aspirations, including the possibility of running for the Senate seat that Daniel Patrick Moynihan of New York plans to retire from in 2000.</w:t>
+        <w:t xml:space="preserve">  Some supporters of sanctuary had dismissed them as white-collar professionals whose personal struggles could not compare with those of undocumented people now facing possible deportation.</w:t>
         <w:br/>
-        <w:t>"The theory is good," Denise Muha, executive director of the National Leased Housing Association, said of the initiative. "The Secretary is trying to accomplish better data and better reaction. But the proof is in the pudding."</w:t>
+        <w:t xml:space="preserve">  But anyone who thought their journeys were easy, these immigrants said, has never walked in their shoes.</w:t>
         <w:br/>
-        <w:t>Jim Brigl, director of governmental affairs for the Public Housing Authorities Directors' Association, expressed concerns over the objectivity of the inspectors and the department's analysis of the data, saying, "Good quality physical inspections are a good idea, but the jury is still out on the vehicle he is using."</w:t>
+        <w:t xml:space="preserve">  The Lawyer</w:t>
         <w:br/>
-        <w:t>Acknowledging the possibility that some of Mr. Cuomo's motives might be political, Mr. Brigl added: "Like anybody else in Washington, the Secretary wants to do a good job, which will give him some political headway."</w:t>
+        <w:t xml:space="preserve">  Growing up in China, J. D. Ma shared a small room with his parents and sister in a communal apartment in a working-class district of Shanghai. They had to take turns with two other families -- 14 people in all -- to use a single bathroom.</w:t>
         <w:br/>
-        <w:t>Representative Rick Lazio of Long Island, chairman of a House housing subcommittee, welcomed the new inspections but said their effectiveness "depends on what H.U.D. does with the data."</w:t>
+        <w:t xml:space="preserve">  His maternal grandfather, a history teacher, was sent to a labor camp in 1957 under Mao Zedong. The family eventually received a letter saying he had committed suicide.</w:t>
         <w:br/>
-        <w:t>Since its inception in 1968, the housing department has spent billions of dollars though a variety of programs for poor and working-class families. Many of the programs involve private investors, taking advantage of tax credits or Federal subsidies to manage large apartment buildings.</w:t>
+        <w:t xml:space="preserve">  But still, they considered themselves lucky: They lived in the city. They had running water.</w:t>
         <w:br/>
-        <w:t>One such landlord is Allan Rozansky of Rockville, Md., whom housing officials identified as the owner of Capitol View Plaza. But reflecting one of the major problems with the building -- and subsidized housing, in general -- housing officials say Mr. Rozansky is virtualy impossible to find.</w:t>
+        <w:t xml:space="preserve">  From the age of 9, Mr. Ma was pushed to learn English by his mother. ''Study harder,'' she told him. ''Score higher.'' At 12, he won entry into a highly selective boarding school where he toiled for 13 hours a day.</w:t>
         <w:br/>
-        <w:t>He is not listed in any Maryland telephone directory. The telephone number department officials have for his company, Capitol View Plaza Phase II Associates, has been disconnected. The managing agent for the building, H. R. Crawford, provided a number but said he was not sure if it was Mr. Rozansky's. A message left on an answering machine at the number was not returned.</w:t>
+        <w:t xml:space="preserve">  Today, Mr. Ma, 45, is a patent attorney, living in a stately home in Clarksville, Md., after years of study at universities in New York, Utah and Virginia and a first career as a software engineer. His wife, also a Chinese immigrant, works for the National Weather Service. Two-thirds of their daughter's second-grade classmates have parents from China or India.</w:t>
         <w:br/>
-        <w:t>"It is a very awkward system," Mr. Crawford said of his efforts to coordinate repair efforts with the owner. As a result, he added, "We are resigning at the end of the year."</w:t>
+        <w:t xml:space="preserve">  Mr. Ma sees his whole life as a struggle to achieve his Americanness.</w:t>
         <w:br/>
-        <w:t>Johnnie Williams, a 70-year-old great-grandmother who has lived in Capitol View Plaza for five years, welcomed the group in to see her cramped two-bedroom apartment on the fifth floor with water damage along her walls and cockroaches in the kitchen. Despite that, she said, "I'm all right with it here."</w:t>
+        <w:t xml:space="preserve">  ''Being in America is such a high privilege,'' he said, sitting in his brightly painted kitchen. ''As an immigrant I really feel it.'' He added: ''You cannot easily give that privilege to somebody without going through some kind of process. It's like giving lots of gold for one dollar.''</w:t>
         <w:br/>
-        <w:t>It is impossible, for now, to know how many other buildings around the country present the same kinds of problems posed by Capitol View Plaza. The inspections are not expected to be completed for another year, and forcing landlords to act could take years beyond that.</w:t>
+        <w:t xml:space="preserve">  Mr. Ma voted for Hillary Clinton. But hearing liberals talk about undocumented immigrants confuses him: The fact that their entering the country broke the law is somehow sidestepped, like a crude remark at a polite dinner party. Democrats oppose deportation on the grounds that it breaks up families, Mr. Ma said. But so do other aspects of the justice system -- without setting off the same outcry.</w:t>
+        <w:br/>
+        <w:t xml:space="preserve">  ''If a single mother commits a crime and has to go to jail,'' he said, ''we don't say, 'Oh, we can't do that, because it will break her family.'''</w:t>
+        <w:br/>
+        <w:t xml:space="preserve">  This perspective baffled the sanctuary bill's supporters.</w:t>
+        <w:br/>
+        <w:t xml:space="preserve">  Why, they asked, were naturalized citizens like Mr. Ma so threatened by the act of protecting people living in the country illegally -- many of whom had worked just as hard, and put down roots of their own, thanks to years of lax immigration enforcement and an economy that depended on their labor?</w:t>
+        <w:br/>
+        <w:t xml:space="preserve">  Undocumented immigrants, after all, live much more tenuous existences. Mr. Ma said that a liberal friend had chided him for not understanding his own advantages, compared with ''people who were here babysitting and doing all the cleaning and cutting grass for people.''</w:t>
+        <w:br/>
+        <w:t xml:space="preserve">  Mr. Ma has thought about this argument a lot. But he has concluded that it is irrelevant to the broader issue of legality.</w:t>
+        <w:br/>
+        <w:t xml:space="preserve">  Rather than treating the nation at large as complicit, he focuses on personal responsibility.</w:t>
+        <w:br/>
+        <w:t xml:space="preserve">  ''Just because you are a productive member of society, working hard, mowing lawns, that should not be the reason to give you that gold,'' he said. ''You kind of jammed something down America's throat. You said, 'I understand you haven't given me permission to contribute, but I want to contribute. So here I am doing it.'''</w:t>
+        <w:br/>
+        <w:t xml:space="preserve">  The Carpenter</w:t>
+        <w:br/>
+        <w:t xml:space="preserve">  Many Hispanics welcomed Democrats' efforts to make Maryland a sanctuary. Stanley Salazar, 37, did not.</w:t>
+        <w:br/>
+        <w:t xml:space="preserve">  A carpenter in Silver Spring, he compares living in the country illegally to being a guest in someone's home: Be on your best behavior. Make your bed and do the dishes. Any misbehavior -- drinking and driving, for example -- could mean you are no longer welcome.</w:t>
+        <w:br/>
+        <w:t xml:space="preserve">  Mr. Salazar, who is from El Salvador, knows this because he himself was illegal.</w:t>
+        <w:br/>
+        <w:t xml:space="preserve">  He first visited the United States when he was 10. His mother, a biology teacher, had a sister in Reno who had married an American. Mr. Salazar still remembers being amazed by his first all-you-can-eat buffet, and playing an arcade game called Paperboy, in which you raced on a bike, tossing newspapers and dodging obstacles on a suburban street.</w:t>
+        <w:br/>
+        <w:t xml:space="preserve">  His journey back, and to American citizenship, was long, but compared with more recent immigrants', relatively painless: He left law school in El Salvador in 2001 and traveled to Maryland on a tourist visa, but violated its terms by painting houses for cash. After several extensions, his visa expired. But he spoke English, thanks to his mother's tireless teaching. She had a green card. And he had a driver's license, a bank account and a car. By 2007, he had his own green card.</w:t>
+        <w:br/>
+        <w:t xml:space="preserve">  Now, he lives in a small house with his wife, their daughters and his mother, 73, who rides the subway into Washington every morning to her job serving sandwiches in a museum.</w:t>
+        <w:br/>
+        <w:t xml:space="preserve">  Mr. Salazar thinks sanctuary would be bad for Maryland. He bases this on what has already happened in Montgomery County, where he has been part of a Hispanic population boom.</w:t>
+        <w:br/>
+        <w:t xml:space="preserve">  The Salvadoran gang MS-13 has gained strength in the area recently, the authorities say, partly because of an influx of undocumented children arriving without their parents. The young arrivals are more susceptible to recruitment by gangs.</w:t>
+        <w:br/>
+        <w:t xml:space="preserve">  Mr. Salazar sees the statistics: At least 16 homicides in the county have been attributed to gangs since June 2015. About half have been linked to MS-13, including the killing of a 15-year-old girl in Gaithersburg.</w:t>
+        <w:br/>
+        <w:t xml:space="preserve">  ''I have three daughters right now and I'm thinking about them,'' Mr. Salazar said, sipping a milkshake at a Burger King in Gaithersburg. ''Don't I have the right to be afraid that this kind of stuff is increasing?''</w:t>
+        <w:br/>
+        <w:t xml:space="preserve">  But Mr. Salazar has other worries, too. The public school population has risen sharply, and the county recently raised property taxes by about 9 percent to keep up. The share of students enrolled in classes for English learners rose to 14.6 percent of the school population this year, up from 11.2 percent in 2009, and accounted for more than half the total increase of students in the school system this year.</w:t>
+        <w:br/>
+        <w:t xml:space="preserve">  But that burden is borne unequally, he said. The high school Mr. Salazar's daughters would attend, where more than 40 percent of students receive subsidized lunch, is ranked far below one in affluent Bethesda, where fewer than 5 percent qualify.</w:t>
+        <w:br/>
+        <w:t xml:space="preserve">  Mr. Salazar dismisses proponents of sanctuary as liberals living in areas that are insulated from the potential consequences. He believes politicians ''are using us like flags,'' casting immigrants as blameless victims.</w:t>
+        <w:br/>
+        <w:t xml:space="preserve">  But immigrants are people with flaws, he said. They need a way to gain legal status, not a safe space to remain here illegally.</w:t>
+        <w:br/>
+        <w:t xml:space="preserve">  ''We are not unicorns jumping over rainbows,'' he said. ''We are people. This is life. And life is hard.''</w:t>
+        <w:br/>
+        <w:t xml:space="preserve">  The Entrepreneur</w:t>
+        <w:br/>
+        <w:t xml:space="preserve">  On a recent spring afternoon here, a school bus bumped down a residential street, passed a woman wearing a bright green sari and came to a halt in front of a brick house with a lawn worn from soccer games and a well-used goal. The son and daughter of Biplab Pal stepped down and scampered home.</w:t>
+        <w:br/>
+        <w:t xml:space="preserve">  Immigrants have been coming here for years: Koreans at first, Indians more recently. Mr. Pal, 43, arrived in 2008, drawn by good schools. A third of the children in his son's fourth-grade class are Indian-American. Their parents are highly educated: Mr. Pal's real estate agent has a Ph.D. in biochemistry.</w:t>
+        <w:br/>
+        <w:t xml:space="preserve">  Gregarious and sharp-witted, Mr. Pal talked with Indian friends about the Howard County sanctuary bill. They did not like it.</w:t>
+        <w:br/>
+        <w:t xml:space="preserve">  Some told of sacrifices like missing a parent's funeral back in India, because traveling home could jeopardize the yearslong pursuit of a green card. With so many people waiting in line for years, the idea of providing sanctuary for those who had broken the law left a sour taste.</w:t>
+        <w:br/>
+        <w:t xml:space="preserve">  The more pressing priority, they told him, should be improving legal immigration.</w:t>
+        <w:br/>
+        <w:t xml:space="preserve">  ''You see the Indians get very angry because they have suffered so much to get a green card,'' said Mr. Pal, sitting at a table laden with Indian sweets. ''They think a country with one-sixth of the world's population should have more slots. But instead, everybody is fighting for illegal immigration.''</w:t>
+        <w:br/>
+        <w:t xml:space="preserve">  Mr. Pal got his own green card in just a few months, as part of a special category reserved for inventors and researchers. His company makes software that tracks the functioning of factory equipment.</w:t>
+        <w:br/>
+        <w:t xml:space="preserve">  He had a different objection to sanctuary: He believed it would lead to an increase in crime.</w:t>
+        <w:br/>
+        <w:t xml:space="preserve">  He used to live in Los Angeles, in a neighborhood with many undocumented immigrants and lots of crime. He saw a connection.</w:t>
+        <w:br/>
+        <w:t xml:space="preserve">  He conceded that his evidence was only anecdotal. But the research that liberals were always sending him to change his mind was unsatisfying. ''It's always crime statistics for all immigrants,'' he said. ''It's true -- crime is very low for legal immigrants. But I want to know about illegal immigrants. Nobody has statistics for that.''</w:t>
+        <w:br/>
+        <w:t xml:space="preserve">  Mr. Pal is a Democrat, like most Indian-Americans. He voted for Mrs. Clinton. But in the rush to oppose Mr. Trump, he believes, Democrats moved too far left on immigration.</w:t>
+        <w:br/>
+        <w:t xml:space="preserve">  It wasn't always like this. In 1996, President Bill Clinton talked about illegal immigration as a problem.</w:t>
+        <w:br/>
+        <w:t xml:space="preserve">  But now the talk is of sanctuary, which Mr. Pal believes would amount to an invitation. ''Do we really want more illegal immigrants in our country?'' he said. ''I don't think the answer is yes.''</w:t>
+        <w:br/>
+        <w:t xml:space="preserve">  And he is happy that  illegal border crossings have declined. ''I don't want to sound like a Trump supporter, but something is working,'' he said.</w:t>
+        <w:br/>
+        <w:t xml:space="preserve">  Most undocumented immigrants are Latino, and some sanctuary supporters believe that the Asian-Americans who oppose it -- and who came to this country by airplane to earn graduate degrees -- look down on those who crossed the border on foot, as a matter of race, class or misplaced fear.</w:t>
+        <w:br/>
+        <w:t xml:space="preserve">  Perhaps legal immigrants should be more understanding, Mr. Pal said, but that might be asking too much.</w:t>
+        <w:br/>
+        <w:t xml:space="preserve">  ''Frankly speaking, each immigrant has their own little story of how they struggled in the United States,'' he said. ''To tell the truth, illegal people have suffered 1,000 times more. But people only see their own suffering.''</w:t>
+        <w:br/>
+        <w:t xml:space="preserve">  The Statistician</w:t>
+        <w:br/>
+        <w:t xml:space="preserve">  Hongling Zhou was born in 1966, the year Mao Zedong started the Cultural Revolution. Politics followed her throughout her young life.</w:t>
+        <w:br/>
+        <w:t xml:space="preserve">  She was a graduate student in math when the 1989 student movement ignited protests across the country. She remembers days of protesting and nights staying up late talking about change. When the military killed hundreds of protesters in Beijing, she could not bear to stay.</w:t>
+        <w:br/>
+        <w:t xml:space="preserve">  ''We left after that -- a lot of us left after that,'' she said, sitting at her kitchen table.</w:t>
+        <w:br/>
+        <w:t xml:space="preserve">  At Indiana University, she earned a master's degree in statistics while working part time in a hospital. Now, Ms. Zhou lives in Clarksville, Md., with her husband, a software engineer who also emigrated from China, and their son and daughter.</w:t>
+        <w:br/>
+        <w:t xml:space="preserve">  She knocked on doors for a presidential candidate before she could even vote -- in 2004 in Pennsylvania for John Kerry. She was angry about the war in Iraq. Her first vote after becoming a citizen in 2007 was for Barack Obama.</w:t>
+        <w:br/>
+        <w:t xml:space="preserve">  But never has she been more politically active than during the short life of the sanctuary bill in Howard County.</w:t>
+        <w:br/>
+        <w:t xml:space="preserve">  Ms. Zhou first learned of it on WeChat, a messaging app popular among Chinese-Americans. She talked to friends and neighbors. Nobody liked the idea. Many were afraid that carving out a safe space for illegal immigrants would mean that more would come, and that public-school classes would swell and teachers would be spread thin.</w:t>
+        <w:br/>
+        <w:t xml:space="preserve">  So on a cold night in early January, about a dozen people gathered around Ms. Zhou's long wooden dining table, drafted short speeches and took turns delivering them over steaming bowls of sweet bean soup with chia seeds. Most, she said, had never done anything more political than vote.</w:t>
+        <w:br/>
+        <w:t xml:space="preserve">  ''I read my draft, but then I totally changed it,'' Ms. Zhou recalled. ''I talked a lot about how many years it took to get citizenship, and I actually started crying. One person said, 'Don't do that!' And someone else said, 'Let her cry!'''</w:t>
+        <w:br/>
+        <w:t xml:space="preserve">  The bill's supporters argued that, sanctuary or not, undocumented immigrants would be unable to afford housing in the county, where the typical home is valued at  around $430,000.</w:t>
+        <w:br/>
+        <w:t xml:space="preserve">  But Ms. Zhou saw things differently. Immigrants double up in houses, she said. They rent apartments or mobile homes. Her cleaning lady, who she recently discovered is undocumented, lives in a trailer in the county.</w:t>
+        <w:br/>
+        <w:t xml:space="preserve">  Though she opposes sanctuary, Ms. Zhou said that immigrants in the country illegally should be given a chance to gain citizenship, not be deported. But that is a nuanced position, and these are polarized times.</w:t>
+        <w:br/>
+        <w:t xml:space="preserve">  Ms. Zhou and several dozen opponents posed for a group photograph after testifying in Annapolis. They were smiling. Many wore yellow T-shirts made for the occasion.</w:t>
+        <w:br/>
+        <w:t xml:space="preserve">  On Facebook, someone commented: ''Trump Terrorists.''</w:t>
+        <w:br/>
+        <w:t xml:space="preserve">  Ms. Zhou felt stung, but also confused. All she had done was disagree.</w:t>
+        <w:br/>
+        <w:br/>
+        <w:t>https://www.nytimes.com/2017/05/08/us/legal-immigrants-who-oppose-illegal-immigration.html</w:t>
+        <w:br/>
+        <w:br/>
+        <w:t>Graphic</w:t>
+        <w:br/>
+        <w:br/>
+        <w:t xml:space="preserve"> </w:t>
+        <w:br/>
+        <w:t>PHOTOS: J.D. Ma, below, a lawyer who grew up in Shanghai, says living in America is a ''high privilege.'' Biplab Pal, right, with his daughter, Ariana, is pleased illegal border crossings have dropped.</w:t>
+        <w:br/>
+        <w:t xml:space="preserve"> Stanley Salazar, above, at home in Silver Spring, Md., and Hongling Zhou, right, in Clarksville, Md. Both oppose sanctuary plans but say immigrants need a way to gain legal status. (PHOTOGRAPHS BY MATT ROTH FOR THE NEW YORK TIMES) (A14-A15)</w:t>
       </w:r>
     </w:p>
     <w:sectPr>

--- a/example_articles/states/Maryland/2.states_Maryland_New_York_Times.docx
+++ b/example_articles/states/Maryland/2.states_Maryland_New_York_Times.docx
@@ -7,7 +7,7 @@
         <w:pStyle w:val="Heading1"/>
       </w:pPr>
       <w:r>
-        <w:t>The Immigrants Who Oppose Sanctuary</w:t>
+        <w:t>HUD Starts Inspection Plan Intended to Repair Housing</w:t>
       </w:r>
     </w:p>
     <w:p>
@@ -17,17 +17,17 @@
     </w:p>
     <w:p>
       <w:r>
-        <w:t>Date: 2017-05-10</w:t>
+        <w:t>Date: 1998-11-26</w:t>
       </w:r>
     </w:p>
     <w:p>
       <w:r>
-        <w:t>Section: Section A; Column 0; National Desk; Pg. 14</w:t>
+        <w:t>Section: Section A; ; Section A; Page 36; Column 5; National Desk ; Column 5;</w:t>
       </w:r>
     </w:p>
     <w:p>
       <w:r>
-        <w:t>Source file: NYT/37.DOCX</w:t>
+        <w:t>Source file: NYT/44.DOCX</w:t>
       </w:r>
     </w:p>
     <w:p>
@@ -49,174 +49,47 @@
     </w:p>
     <w:p>
       <w:r>
-        <w:t>ELLICOTT CITY, Md. -- When lawmakers in Howard County, Md., a stretch of suburbia between Washington and Baltimore, declared their intention to make the county a sanctuary for people living in the country illegally, J. D. Ma thought back to how hard he had worked studying English as a boy in Shanghai.</w:t>
+        <w:t>The high-rise building at 5929 East Capitol Street here is a mess.</w:t>
         <w:br/>
-        <w:t xml:space="preserve">Stanley Salazar, a native of El Salvador, worried that the violent crime already plaguing Maryland's suburbs attributed to immigrant gangs would eventually touch his own daughters. </w:t>
+        <w:t>Known as Capitol View Plaza II, it is a 12-story collection of 300 one- and two-bedroom apartments, many of which are Government subsidized, with leaks in the roof, broken plumbing, inoperable boilers, interior walls covered with graffiti, carpets pock-marked with cigarette burns, exposed wiring, missing fire extinguishers, no sprinkler system and air-vent chutes filled with garbage.</w:t>
         <w:br/>
-        <w:t xml:space="preserve">  Hongling Zhou, who had been a student in Beijing during the Tiananmen Square uprising, feared an influx of undocumented immigrants, and their children, would cripple the public schools.</w:t>
+        <w:t>Perhaps worst of all is this: Until recently, the Department of Housing and Urban Development, which oversees subsidized and public housing across the country, had no idea that the conditions at Capitol View Plaza had deteriorated to such a miserable extent.</w:t>
         <w:br/>
-        <w:t xml:space="preserve">  At first blush, making Howard County a sanctuary for undocumented immigrants had seemed a natural move: The county has twice as many Democrats as Republicans and a highly educated population, full of scientists and engineers. One in five residents was born abroad.</w:t>
+        <w:t>In fact, after 30 years in the housing business, the department is still not certain just how many other federally subsidized buildings around the country housing low-income people have problems threatening the health and safety of the 12 million residents.</w:t>
         <w:br/>
-        <w:t xml:space="preserve">  But the bill met stout opposition from an unlikely source: some of those very same foreign-born residents.</w:t>
+        <w:t>All that is about to change. A new $24 million enforcement initiative is under way to inspect all 372,800 properties the agency is involved with, like Capitol View Plaza, through subsidies, guaranteed mortgages and local public housing authorities.</w:t>
         <w:br/>
-        <w:t xml:space="preserve">  In passionate testimony before county legislators, and in tense debates with liberal neighbors born in the United States, legal immigrants argued that offering sanctuary to people who came to the country illegally devalued their own past struggles to gain citizenship.</w:t>
+        <w:t>Replacing a toothless system in which banks and property owners were responsble for their own inspections to maintain Federal contracts, the new procedures will require the owners of troubled properties to fulfill all the terms of their contracts by fixing problems. If conditions are not repaired, the owners will face action by the Department of Justice.</w:t>
         <w:br/>
-        <w:t xml:space="preserve">  Some even felt it threatened their hard-won hold on the American dream.</w:t>
+        <w:t>"All we're asking for is what we have already paid for," Secretary Andrew M. Cuomo of the Department of Housing and Urban Development said of a system in which the Federal Government provides incentives to landlords and housing authorities to maintain safe and decent housing. "And this is the problem the American taxpayers have with H.U.D. They have paid for a product, and we haven't delivered."</w:t>
         <w:br/>
-        <w:t xml:space="preserve">  Their objections stunned Democratic supporters of sanctuary here and helped bring about the bill's demise in March. A similar proposal for the state collapsed this month in the Maryland Senate, where Democrats also hold a two-to-one advantage. Some of the same immigrants spoke out against it.</w:t>
+        <w:t>The inspection program is one of the most ambitious efforts undertaken by Mr. Cuomo since he took office last year. He said it would not only lead to the department's first computerized inventory of housing nationwide but also its most complete profile of troubled housing projects and guaranteed action by the Federal Government against problem landlords and property managers.</w:t>
         <w:br/>
-        <w:t xml:space="preserve">  The failure of the sanctuary bills in Maryland reveals a potentially troublesome fissure for Democrats as they rush to defy Mr. Trump. Their party has staked out an activist position built around protecting undocumented immigrants. But it is one that has alienated many who might have been expected to support it.</w:t>
+        <w:t>By protocols of the program, data from each site is sent to the department's new Real Estate Assessment Center for analysis and disposition. Department officials said a pilot program of 4,000 properties conducted earlier this year found that about 30 percent of them required significant repairs, most of which were needed to correct problems that exposed residents to health and safety risks.  No repairs have yet been made or action taken against owners and landlords.</w:t>
         <w:br/>
-        <w:t xml:space="preserve">  What follows are the stories of four immigrants in Maryland who oppose sanctuary status -- people whose voices have rarely been heard in the long debate over how to fix the nation's immigration system.</w:t>
+        <w:t>To highlight the importance of the inspection system to the department and the millions of people who live in subsidized housing, Mr. Cuomo invited a reporter to accompany him and other senior housing officials today as an inspector toured Capitol View Plaza, noting on his hand-held computer all the problems he found.</w:t>
         <w:br/>
-        <w:t xml:space="preserve">  Some supporters of sanctuary had dismissed them as white-collar professionals whose personal struggles could not compare with those of undocumented people now facing possible deportation.</w:t>
+        <w:t>But some skeptics question whether the program will ultimately lead to real improvements in the Governments's housing program or merely shine a spotlight on Mr. Cuomo, the son of the former New York Governor, Mario M. Cuomo, who has made no secret of his greater political aspirations, including the possibility of running for the Senate seat that Daniel Patrick Moynihan of New York plans to retire from in 2000.</w:t>
         <w:br/>
-        <w:t xml:space="preserve">  But anyone who thought their journeys were easy, these immigrants said, has never walked in their shoes.</w:t>
+        <w:t>"The theory is good," Denise Muha, executive director of the National Leased Housing Association, said of the initiative. "The Secretary is trying to accomplish better data and better reaction. But the proof is in the pudding."</w:t>
         <w:br/>
-        <w:t xml:space="preserve">  The Lawyer</w:t>
+        <w:t>Jim Brigl, director of governmental affairs for the Public Housing Authorities Directors' Association, expressed concerns over the objectivity of the inspectors and the department's analysis of the data, saying, "Good quality physical inspections are a good idea, but the jury is still out on the vehicle he is using."</w:t>
         <w:br/>
-        <w:t xml:space="preserve">  Growing up in China, J. D. Ma shared a small room with his parents and sister in a communal apartment in a working-class district of Shanghai. They had to take turns with two other families -- 14 people in all -- to use a single bathroom.</w:t>
+        <w:t>Acknowledging the possibility that some of Mr. Cuomo's motives might be political, Mr. Brigl added: "Like anybody else in Washington, the Secretary wants to do a good job, which will give him some political headway."</w:t>
         <w:br/>
-        <w:t xml:space="preserve">  His maternal grandfather, a history teacher, was sent to a labor camp in 1957 under Mao Zedong. The family eventually received a letter saying he had committed suicide.</w:t>
+        <w:t>Representative Rick Lazio of Long Island, chairman of a House housing subcommittee, welcomed the new inspections but said their effectiveness "depends on what H.U.D. does with the data."</w:t>
         <w:br/>
-        <w:t xml:space="preserve">  But still, they considered themselves lucky: They lived in the city. They had running water.</w:t>
+        <w:t>Since its inception in 1968, the housing department has spent billions of dollars though a variety of programs for poor and working-class families. Many of the programs involve private investors, taking advantage of tax credits or Federal subsidies to manage large apartment buildings.</w:t>
         <w:br/>
-        <w:t xml:space="preserve">  From the age of 9, Mr. Ma was pushed to learn English by his mother. ''Study harder,'' she told him. ''Score higher.'' At 12, he won entry into a highly selective boarding school where he toiled for 13 hours a day.</w:t>
+        <w:t>One such landlord is Allan Rozansky of Rockville, Md., whom housing officials identified as the owner of Capitol View Plaza. But reflecting one of the major problems with the building -- and subsidized housing, in general -- housing officials say Mr. Rozansky is virtualy impossible to find.</w:t>
         <w:br/>
-        <w:t xml:space="preserve">  Today, Mr. Ma, 45, is a patent attorney, living in a stately home in Clarksville, Md., after years of study at universities in New York, Utah and Virginia and a first career as a software engineer. His wife, also a Chinese immigrant, works for the National Weather Service. Two-thirds of their daughter's second-grade classmates have parents from China or India.</w:t>
+        <w:t>He is not listed in any Maryland telephone directory. The telephone number department officials have for his company, Capitol View Plaza Phase II Associates, has been disconnected. The managing agent for the building, H. R. Crawford, provided a number but said he was not sure if it was Mr. Rozansky's. A message left on an answering machine at the number was not returned.</w:t>
         <w:br/>
-        <w:t xml:space="preserve">  Mr. Ma sees his whole life as a struggle to achieve his Americanness.</w:t>
+        <w:t>"It is a very awkward system," Mr. Crawford said of his efforts to coordinate repair efforts with the owner. As a result, he added, "We are resigning at the end of the year."</w:t>
         <w:br/>
-        <w:t xml:space="preserve">  ''Being in America is such a high privilege,'' he said, sitting in his brightly painted kitchen. ''As an immigrant I really feel it.'' He added: ''You cannot easily give that privilege to somebody without going through some kind of process. It's like giving lots of gold for one dollar.''</w:t>
+        <w:t>Johnnie Williams, a 70-year-old great-grandmother who has lived in Capitol View Plaza for five years, welcomed the group in to see her cramped two-bedroom apartment on the fifth floor with water damage along her walls and cockroaches in the kitchen. Despite that, she said, "I'm all right with it here."</w:t>
         <w:br/>
-        <w:t xml:space="preserve">  Mr. Ma voted for Hillary Clinton. But hearing liberals talk about undocumented immigrants confuses him: The fact that their entering the country broke the law is somehow sidestepped, like a crude remark at a polite dinner party. Democrats oppose deportation on the grounds that it breaks up families, Mr. Ma said. But so do other aspects of the justice system -- without setting off the same outcry.</w:t>
-        <w:br/>
-        <w:t xml:space="preserve">  ''If a single mother commits a crime and has to go to jail,'' he said, ''we don't say, 'Oh, we can't do that, because it will break her family.'''</w:t>
-        <w:br/>
-        <w:t xml:space="preserve">  This perspective baffled the sanctuary bill's supporters.</w:t>
-        <w:br/>
-        <w:t xml:space="preserve">  Why, they asked, were naturalized citizens like Mr. Ma so threatened by the act of protecting people living in the country illegally -- many of whom had worked just as hard, and put down roots of their own, thanks to years of lax immigration enforcement and an economy that depended on their labor?</w:t>
-        <w:br/>
-        <w:t xml:space="preserve">  Undocumented immigrants, after all, live much more tenuous existences. Mr. Ma said that a liberal friend had chided him for not understanding his own advantages, compared with ''people who were here babysitting and doing all the cleaning and cutting grass for people.''</w:t>
-        <w:br/>
-        <w:t xml:space="preserve">  Mr. Ma has thought about this argument a lot. But he has concluded that it is irrelevant to the broader issue of legality.</w:t>
-        <w:br/>
-        <w:t xml:space="preserve">  Rather than treating the nation at large as complicit, he focuses on personal responsibility.</w:t>
-        <w:br/>
-        <w:t xml:space="preserve">  ''Just because you are a productive member of society, working hard, mowing lawns, that should not be the reason to give you that gold,'' he said. ''You kind of jammed something down America's throat. You said, 'I understand you haven't given me permission to contribute, but I want to contribute. So here I am doing it.'''</w:t>
-        <w:br/>
-        <w:t xml:space="preserve">  The Carpenter</w:t>
-        <w:br/>
-        <w:t xml:space="preserve">  Many Hispanics welcomed Democrats' efforts to make Maryland a sanctuary. Stanley Salazar, 37, did not.</w:t>
-        <w:br/>
-        <w:t xml:space="preserve">  A carpenter in Silver Spring, he compares living in the country illegally to being a guest in someone's home: Be on your best behavior. Make your bed and do the dishes. Any misbehavior -- drinking and driving, for example -- could mean you are no longer welcome.</w:t>
-        <w:br/>
-        <w:t xml:space="preserve">  Mr. Salazar, who is from El Salvador, knows this because he himself was illegal.</w:t>
-        <w:br/>
-        <w:t xml:space="preserve">  He first visited the United States when he was 10. His mother, a biology teacher, had a sister in Reno who had married an American. Mr. Salazar still remembers being amazed by his first all-you-can-eat buffet, and playing an arcade game called Paperboy, in which you raced on a bike, tossing newspapers and dodging obstacles on a suburban street.</w:t>
-        <w:br/>
-        <w:t xml:space="preserve">  His journey back, and to American citizenship, was long, but compared with more recent immigrants', relatively painless: He left law school in El Salvador in 2001 and traveled to Maryland on a tourist visa, but violated its terms by painting houses for cash. After several extensions, his visa expired. But he spoke English, thanks to his mother's tireless teaching. She had a green card. And he had a driver's license, a bank account and a car. By 2007, he had his own green card.</w:t>
-        <w:br/>
-        <w:t xml:space="preserve">  Now, he lives in a small house with his wife, their daughters and his mother, 73, who rides the subway into Washington every morning to her job serving sandwiches in a museum.</w:t>
-        <w:br/>
-        <w:t xml:space="preserve">  Mr. Salazar thinks sanctuary would be bad for Maryland. He bases this on what has already happened in Montgomery County, where he has been part of a Hispanic population boom.</w:t>
-        <w:br/>
-        <w:t xml:space="preserve">  The Salvadoran gang MS-13 has gained strength in the area recently, the authorities say, partly because of an influx of undocumented children arriving without their parents. The young arrivals are more susceptible to recruitment by gangs.</w:t>
-        <w:br/>
-        <w:t xml:space="preserve">  Mr. Salazar sees the statistics: At least 16 homicides in the county have been attributed to gangs since June 2015. About half have been linked to MS-13, including the killing of a 15-year-old girl in Gaithersburg.</w:t>
-        <w:br/>
-        <w:t xml:space="preserve">  ''I have three daughters right now and I'm thinking about them,'' Mr. Salazar said, sipping a milkshake at a Burger King in Gaithersburg. ''Don't I have the right to be afraid that this kind of stuff is increasing?''</w:t>
-        <w:br/>
-        <w:t xml:space="preserve">  But Mr. Salazar has other worries, too. The public school population has risen sharply, and the county recently raised property taxes by about 9 percent to keep up. The share of students enrolled in classes for English learners rose to 14.6 percent of the school population this year, up from 11.2 percent in 2009, and accounted for more than half the total increase of students in the school system this year.</w:t>
-        <w:br/>
-        <w:t xml:space="preserve">  But that burden is borne unequally, he said. The high school Mr. Salazar's daughters would attend, where more than 40 percent of students receive subsidized lunch, is ranked far below one in affluent Bethesda, where fewer than 5 percent qualify.</w:t>
-        <w:br/>
-        <w:t xml:space="preserve">  Mr. Salazar dismisses proponents of sanctuary as liberals living in areas that are insulated from the potential consequences. He believes politicians ''are using us like flags,'' casting immigrants as blameless victims.</w:t>
-        <w:br/>
-        <w:t xml:space="preserve">  But immigrants are people with flaws, he said. They need a way to gain legal status, not a safe space to remain here illegally.</w:t>
-        <w:br/>
-        <w:t xml:space="preserve">  ''We are not unicorns jumping over rainbows,'' he said. ''We are people. This is life. And life is hard.''</w:t>
-        <w:br/>
-        <w:t xml:space="preserve">  The Entrepreneur</w:t>
-        <w:br/>
-        <w:t xml:space="preserve">  On a recent spring afternoon here, a school bus bumped down a residential street, passed a woman wearing a bright green sari and came to a halt in front of a brick house with a lawn worn from soccer games and a well-used goal. The son and daughter of Biplab Pal stepped down and scampered home.</w:t>
-        <w:br/>
-        <w:t xml:space="preserve">  Immigrants have been coming here for years: Koreans at first, Indians more recently. Mr. Pal, 43, arrived in 2008, drawn by good schools. A third of the children in his son's fourth-grade class are Indian-American. Their parents are highly educated: Mr. Pal's real estate agent has a Ph.D. in biochemistry.</w:t>
-        <w:br/>
-        <w:t xml:space="preserve">  Gregarious and sharp-witted, Mr. Pal talked with Indian friends about the Howard County sanctuary bill. They did not like it.</w:t>
-        <w:br/>
-        <w:t xml:space="preserve">  Some told of sacrifices like missing a parent's funeral back in India, because traveling home could jeopardize the yearslong pursuit of a green card. With so many people waiting in line for years, the idea of providing sanctuary for those who had broken the law left a sour taste.</w:t>
-        <w:br/>
-        <w:t xml:space="preserve">  The more pressing priority, they told him, should be improving legal immigration.</w:t>
-        <w:br/>
-        <w:t xml:space="preserve">  ''You see the Indians get very angry because they have suffered so much to get a green card,'' said Mr. Pal, sitting at a table laden with Indian sweets. ''They think a country with one-sixth of the world's population should have more slots. But instead, everybody is fighting for illegal immigration.''</w:t>
-        <w:br/>
-        <w:t xml:space="preserve">  Mr. Pal got his own green card in just a few months, as part of a special category reserved for inventors and researchers. His company makes software that tracks the functioning of factory equipment.</w:t>
-        <w:br/>
-        <w:t xml:space="preserve">  He had a different objection to sanctuary: He believed it would lead to an increase in crime.</w:t>
-        <w:br/>
-        <w:t xml:space="preserve">  He used to live in Los Angeles, in a neighborhood with many undocumented immigrants and lots of crime. He saw a connection.</w:t>
-        <w:br/>
-        <w:t xml:space="preserve">  He conceded that his evidence was only anecdotal. But the research that liberals were always sending him to change his mind was unsatisfying. ''It's always crime statistics for all immigrants,'' he said. ''It's true -- crime is very low for legal immigrants. But I want to know about illegal immigrants. Nobody has statistics for that.''</w:t>
-        <w:br/>
-        <w:t xml:space="preserve">  Mr. Pal is a Democrat, like most Indian-Americans. He voted for Mrs. Clinton. But in the rush to oppose Mr. Trump, he believes, Democrats moved too far left on immigration.</w:t>
-        <w:br/>
-        <w:t xml:space="preserve">  It wasn't always like this. In 1996, President Bill Clinton talked about illegal immigration as a problem.</w:t>
-        <w:br/>
-        <w:t xml:space="preserve">  But now the talk is of sanctuary, which Mr. Pal believes would amount to an invitation. ''Do we really want more illegal immigrants in our country?'' he said. ''I don't think the answer is yes.''</w:t>
-        <w:br/>
-        <w:t xml:space="preserve">  And he is happy that  illegal border crossings have declined. ''I don't want to sound like a Trump supporter, but something is working,'' he said.</w:t>
-        <w:br/>
-        <w:t xml:space="preserve">  Most undocumented immigrants are Latino, and some sanctuary supporters believe that the Asian-Americans who oppose it -- and who came to this country by airplane to earn graduate degrees -- look down on those who crossed the border on foot, as a matter of race, class or misplaced fear.</w:t>
-        <w:br/>
-        <w:t xml:space="preserve">  Perhaps legal immigrants should be more understanding, Mr. Pal said, but that might be asking too much.</w:t>
-        <w:br/>
-        <w:t xml:space="preserve">  ''Frankly speaking, each immigrant has their own little story of how they struggled in the United States,'' he said. ''To tell the truth, illegal people have suffered 1,000 times more. But people only see their own suffering.''</w:t>
-        <w:br/>
-        <w:t xml:space="preserve">  The Statistician</w:t>
-        <w:br/>
-        <w:t xml:space="preserve">  Hongling Zhou was born in 1966, the year Mao Zedong started the Cultural Revolution. Politics followed her throughout her young life.</w:t>
-        <w:br/>
-        <w:t xml:space="preserve">  She was a graduate student in math when the 1989 student movement ignited protests across the country. She remembers days of protesting and nights staying up late talking about change. When the military killed hundreds of protesters in Beijing, she could not bear to stay.</w:t>
-        <w:br/>
-        <w:t xml:space="preserve">  ''We left after that -- a lot of us left after that,'' she said, sitting at her kitchen table.</w:t>
-        <w:br/>
-        <w:t xml:space="preserve">  At Indiana University, she earned a master's degree in statistics while working part time in a hospital. Now, Ms. Zhou lives in Clarksville, Md., with her husband, a software engineer who also emigrated from China, and their son and daughter.</w:t>
-        <w:br/>
-        <w:t xml:space="preserve">  She knocked on doors for a presidential candidate before she could even vote -- in 2004 in Pennsylvania for John Kerry. She was angry about the war in Iraq. Her first vote after becoming a citizen in 2007 was for Barack Obama.</w:t>
-        <w:br/>
-        <w:t xml:space="preserve">  But never has she been more politically active than during the short life of the sanctuary bill in Howard County.</w:t>
-        <w:br/>
-        <w:t xml:space="preserve">  Ms. Zhou first learned of it on WeChat, a messaging app popular among Chinese-Americans. She talked to friends and neighbors. Nobody liked the idea. Many were afraid that carving out a safe space for illegal immigrants would mean that more would come, and that public-school classes would swell and teachers would be spread thin.</w:t>
-        <w:br/>
-        <w:t xml:space="preserve">  So on a cold night in early January, about a dozen people gathered around Ms. Zhou's long wooden dining table, drafted short speeches and took turns delivering them over steaming bowls of sweet bean soup with chia seeds. Most, she said, had never done anything more political than vote.</w:t>
-        <w:br/>
-        <w:t xml:space="preserve">  ''I read my draft, but then I totally changed it,'' Ms. Zhou recalled. ''I talked a lot about how many years it took to get citizenship, and I actually started crying. One person said, 'Don't do that!' And someone else said, 'Let her cry!'''</w:t>
-        <w:br/>
-        <w:t xml:space="preserve">  The bill's supporters argued that, sanctuary or not, undocumented immigrants would be unable to afford housing in the county, where the typical home is valued at  around $430,000.</w:t>
-        <w:br/>
-        <w:t xml:space="preserve">  But Ms. Zhou saw things differently. Immigrants double up in houses, she said. They rent apartments or mobile homes. Her cleaning lady, who she recently discovered is undocumented, lives in a trailer in the county.</w:t>
-        <w:br/>
-        <w:t xml:space="preserve">  Though she opposes sanctuary, Ms. Zhou said that immigrants in the country illegally should be given a chance to gain citizenship, not be deported. But that is a nuanced position, and these are polarized times.</w:t>
-        <w:br/>
-        <w:t xml:space="preserve">  Ms. Zhou and several dozen opponents posed for a group photograph after testifying in Annapolis. They were smiling. Many wore yellow T-shirts made for the occasion.</w:t>
-        <w:br/>
-        <w:t xml:space="preserve">  On Facebook, someone commented: ''Trump Terrorists.''</w:t>
-        <w:br/>
-        <w:t xml:space="preserve">  Ms. Zhou felt stung, but also confused. All she had done was disagree.</w:t>
-        <w:br/>
-        <w:br/>
-        <w:t>https://www.nytimes.com/2017/05/08/us/legal-immigrants-who-oppose-illegal-immigration.html</w:t>
-        <w:br/>
-        <w:br/>
-        <w:t>Graphic</w:t>
-        <w:br/>
-        <w:br/>
-        <w:t xml:space="preserve"> </w:t>
-        <w:br/>
-        <w:t>PHOTOS: J.D. Ma, below, a lawyer who grew up in Shanghai, says living in America is a ''high privilege.'' Biplab Pal, right, with his daughter, Ariana, is pleased illegal border crossings have dropped.</w:t>
-        <w:br/>
-        <w:t xml:space="preserve"> Stanley Salazar, above, at home in Silver Spring, Md., and Hongling Zhou, right, in Clarksville, Md. Both oppose sanctuary plans but say immigrants need a way to gain legal status. (PHOTOGRAPHS BY MATT ROTH FOR THE NEW YORK TIMES) (A14-A15)</w:t>
+        <w:t>It is impossible, for now, to know how many other buildings around the country present the same kinds of problems posed by Capitol View Plaza. The inspections are not expected to be completed for another year, and forcing landlords to act could take years beyond that.</w:t>
       </w:r>
     </w:p>
     <w:sectPr>
